--- a/отчет.docx
+++ b/отчет.docx
@@ -4401,31 +4401,7 @@
                 <w:sz w:val="28"/>
                 <w:szCs w:val="28"/>
               </w:rPr>
-              <w:t xml:space="preserve">Разрешаемое </w:t>
-            </w:r>
-            <w:r>
-              <w:rPr>
-                <w:rFonts w:ascii="Times New Roman" w:hAnsi="Times New Roman" w:cs="Times New Roman"/>
-                <w:sz w:val="28"/>
-                <w:szCs w:val="28"/>
-              </w:rPr>
-              <w:t>уменьшение</w:t>
-            </w:r>
-            <w:r>
-              <w:rPr>
-                <w:rFonts w:ascii="Times New Roman" w:hAnsi="Times New Roman" w:cs="Times New Roman"/>
-                <w:sz w:val="28"/>
-                <w:szCs w:val="28"/>
-              </w:rPr>
-              <w:t xml:space="preserve"> </w:t>
-            </w:r>
-            <w:r>
-              <w:rPr>
-                <w:rFonts w:ascii="Times New Roman" w:hAnsi="Times New Roman" w:cs="Times New Roman"/>
-                <w:sz w:val="28"/>
-                <w:szCs w:val="28"/>
-              </w:rPr>
-              <w:t>мощности</w:t>
+              <w:t>Разрешаемое уменьшение мощности</w:t>
             </w:r>
           </w:p>
         </w:tc>
@@ -5537,24 +5513,15 @@
                 <w:rFonts w:ascii="Times New Roman" w:hAnsi="Times New Roman" w:cs="Times New Roman"/>
                 <w:sz w:val="28"/>
                 <w:szCs w:val="28"/>
-                <w:lang w:val="en-US"/>
-              </w:rPr>
-            </w:pPr>
-            <w:r>
-              <w:rPr>
-                <w:rFonts w:ascii="Times New Roman" w:hAnsi="Times New Roman" w:cs="Times New Roman"/>
-                <w:sz w:val="28"/>
-                <w:szCs w:val="28"/>
-              </w:rPr>
-              <w:t>Максимальный</w:t>
-            </w:r>
-            <w:r>
-              <w:rPr>
-                <w:rFonts w:ascii="Times New Roman" w:hAnsi="Times New Roman" w:cs="Times New Roman"/>
-                <w:sz w:val="28"/>
-                <w:szCs w:val="28"/>
-              </w:rPr>
-              <w:t xml:space="preserve"> разрешенный  средний постоянный ток</w:t>
+              </w:rPr>
+            </w:pPr>
+            <w:r>
+              <w:rPr>
+                <w:rFonts w:ascii="Times New Roman" w:hAnsi="Times New Roman" w:cs="Times New Roman"/>
+                <w:sz w:val="28"/>
+                <w:szCs w:val="28"/>
+              </w:rPr>
+              <w:t>Максимальный разрешенный  средний постоянный ток</w:t>
             </w:r>
           </w:p>
         </w:tc>
@@ -5998,15 +5965,7 @@
                 <w:sz w:val="28"/>
                 <w:szCs w:val="28"/>
               </w:rPr>
-              <w:t>Приемле</w:t>
-            </w:r>
-            <w:r>
-              <w:rPr>
-                <w:rFonts w:ascii="Times New Roman" w:hAnsi="Times New Roman" w:cs="Times New Roman"/>
-                <w:sz w:val="28"/>
-                <w:szCs w:val="28"/>
-              </w:rPr>
-              <w:t>мое увеличение мощности</w:t>
+              <w:t>Приемлемое увеличение мощности</w:t>
             </w:r>
           </w:p>
         </w:tc>
@@ -7614,23 +7573,7 @@
                 <w:sz w:val="28"/>
                 <w:szCs w:val="28"/>
               </w:rPr>
-              <w:t xml:space="preserve">Идентификатор </w:t>
-            </w:r>
-            <w:r>
-              <w:rPr>
-                <w:rFonts w:ascii="Times New Roman" w:hAnsi="Times New Roman" w:cs="Times New Roman"/>
-                <w:sz w:val="28"/>
-                <w:szCs w:val="28"/>
-              </w:rPr>
-              <w:t xml:space="preserve">существующей записи </w:t>
-            </w:r>
-            <w:r>
-              <w:rPr>
-                <w:rFonts w:ascii="Times New Roman" w:hAnsi="Times New Roman" w:cs="Times New Roman"/>
-                <w:sz w:val="28"/>
-                <w:szCs w:val="28"/>
-              </w:rPr>
-              <w:t>T</w:t>
+              <w:t>Идентификатор существующей записи T</w:t>
             </w:r>
             <w:r>
               <w:rPr>
@@ -12356,8 +12299,6 @@
         </w:rPr>
         <w:t>diods</w:t>
       </w:r>
-      <w:bookmarkStart w:id="0" w:name="_GoBack"/>
-      <w:bookmarkEnd w:id="0"/>
     </w:p>
     <w:p>
       <w:pPr>
@@ -14877,16 +14818,7 @@
           <w:szCs w:val="28"/>
           <w:lang w:val="en-US"/>
         </w:rPr>
-        <w:t>max</w:t>
-      </w:r>
-      <w:r>
-        <w:rPr>
-          <w:rFonts w:ascii="Times New Roman" w:hAnsi="Times New Roman" w:cs="Times New Roman"/>
-          <w:sz w:val="28"/>
-          <w:szCs w:val="28"/>
-          <w:lang w:val="en-US"/>
-        </w:rPr>
-        <w:t>RatedResictence</w:t>
+        <w:t>maxRatedResictence</w:t>
       </w:r>
       <w:r>
         <w:rPr>
@@ -15000,16 +14932,7 @@
           <w:szCs w:val="28"/>
           <w:lang w:val="en-US"/>
         </w:rPr>
-        <w:t>OperatingTemperature</w:t>
-      </w:r>
-      <w:r>
-        <w:rPr>
-          <w:rFonts w:ascii="Times New Roman" w:hAnsi="Times New Roman" w:cs="Times New Roman"/>
-          <w:sz w:val="28"/>
-          <w:szCs w:val="28"/>
-          <w:lang w:val="en-US"/>
-        </w:rPr>
-        <w:t xml:space="preserve"> </w:t>
+        <w:t xml:space="preserve">OperatingTemperature </w:t>
       </w:r>
       <w:r>
         <w:rPr>
@@ -16134,6 +16057,414 @@
           <w:rFonts w:ascii="Times New Roman" w:hAnsi="Times New Roman" w:cs="Times New Roman"/>
           <w:sz w:val="28"/>
           <w:szCs w:val="28"/>
+        </w:rPr>
+      </w:pPr>
+      <w:r>
+        <w:rPr>
+          <w:rFonts w:ascii="Times New Roman" w:hAnsi="Times New Roman" w:cs="Times New Roman"/>
+          <w:sz w:val="28"/>
+          <w:szCs w:val="28"/>
+        </w:rPr>
+        <w:t>Пример</w:t>
+      </w:r>
+    </w:p>
+    <w:p>
+      <w:pPr>
+        <w:ind w:left="360"/>
+        <w:rPr>
+          <w:rFonts w:ascii="Times New Roman" w:hAnsi="Times New Roman" w:cs="Times New Roman"/>
+          <w:color w:val="000000"/>
+          <w:sz w:val="28"/>
+          <w:szCs w:val="28"/>
+          <w:shd w:val="clear" w:color="auto" w:fill="FAFAFA"/>
+        </w:rPr>
+      </w:pPr>
+      <w:r>
+        <w:rPr>
+          <w:rFonts w:ascii="Times New Roman" w:hAnsi="Times New Roman" w:cs="Times New Roman"/>
+          <w:color w:val="000000"/>
+          <w:sz w:val="28"/>
+          <w:szCs w:val="28"/>
+          <w:shd w:val="clear" w:color="auto" w:fill="FAFAFA"/>
+        </w:rPr>
+        <w:lastRenderedPageBreak/>
+        <w:t>/</w:t>
+      </w:r>
+      <w:r>
+        <w:rPr>
+          <w:rFonts w:ascii="Times New Roman" w:hAnsi="Times New Roman" w:cs="Times New Roman"/>
+          <w:color w:val="000000"/>
+          <w:sz w:val="28"/>
+          <w:szCs w:val="28"/>
+          <w:shd w:val="clear" w:color="auto" w:fill="FAFAFA"/>
+          <w:lang w:val="en-US"/>
+        </w:rPr>
+        <w:t>api</w:t>
+      </w:r>
+      <w:r>
+        <w:rPr>
+          <w:rFonts w:ascii="Times New Roman" w:hAnsi="Times New Roman" w:cs="Times New Roman"/>
+          <w:color w:val="000000"/>
+          <w:sz w:val="28"/>
+          <w:szCs w:val="28"/>
+          <w:shd w:val="clear" w:color="auto" w:fill="FAFAFA"/>
+        </w:rPr>
+        <w:t>/</w:t>
+      </w:r>
+      <w:r>
+        <w:rPr>
+          <w:rFonts w:ascii="Times New Roman" w:hAnsi="Times New Roman" w:cs="Times New Roman"/>
+          <w:color w:val="000000"/>
+          <w:sz w:val="28"/>
+          <w:szCs w:val="28"/>
+          <w:shd w:val="clear" w:color="auto" w:fill="FAFAFA"/>
+          <w:lang w:val="en-US"/>
+        </w:rPr>
+        <w:t>microchips</w:t>
+      </w:r>
+      <w:r>
+        <w:rPr>
+          <w:rFonts w:ascii="Times New Roman" w:hAnsi="Times New Roman" w:cs="Times New Roman"/>
+          <w:color w:val="000000"/>
+          <w:sz w:val="28"/>
+          <w:szCs w:val="28"/>
+          <w:shd w:val="clear" w:color="auto" w:fill="FAFAFA"/>
+        </w:rPr>
+        <w:t>/</w:t>
+      </w:r>
+      <w:r>
+        <w:rPr>
+          <w:rFonts w:ascii="Times New Roman" w:hAnsi="Times New Roman" w:cs="Times New Roman"/>
+          <w:color w:val="000000"/>
+          <w:sz w:val="28"/>
+          <w:szCs w:val="28"/>
+          <w:shd w:val="clear" w:color="auto" w:fill="FAFAFA"/>
+          <w:lang w:val="en-US"/>
+        </w:rPr>
+        <w:t>bitdepthvalue</w:t>
+      </w:r>
+      <w:r>
+        <w:rPr>
+          <w:rFonts w:ascii="Times New Roman" w:hAnsi="Times New Roman" w:cs="Times New Roman"/>
+          <w:color w:val="000000"/>
+          <w:sz w:val="28"/>
+          <w:szCs w:val="28"/>
+          <w:shd w:val="clear" w:color="auto" w:fill="FAFAFA"/>
+        </w:rPr>
+        <w:t xml:space="preserve"> – выдаст все записи и производителей и битность </w:t>
+      </w:r>
+    </w:p>
+    <w:p>
+      <w:pPr>
+        <w:ind w:left="360"/>
+        <w:rPr>
+          <w:rFonts w:ascii="Times New Roman" w:hAnsi="Times New Roman" w:cs="Times New Roman"/>
+          <w:color w:val="000000"/>
+          <w:sz w:val="28"/>
+          <w:szCs w:val="28"/>
+          <w:shd w:val="clear" w:color="auto" w:fill="FAFAFA"/>
+        </w:rPr>
+      </w:pPr>
+      <w:r>
+        <w:rPr>
+          <w:rFonts w:ascii="Times New Roman" w:hAnsi="Times New Roman" w:cs="Times New Roman"/>
+          <w:color w:val="000000"/>
+          <w:sz w:val="28"/>
+          <w:szCs w:val="28"/>
+          <w:shd w:val="clear" w:color="auto" w:fill="FAFAFA"/>
+        </w:rPr>
+        <w:t>/</w:t>
+      </w:r>
+      <w:r>
+        <w:rPr>
+          <w:rFonts w:ascii="Times New Roman" w:hAnsi="Times New Roman" w:cs="Times New Roman"/>
+          <w:color w:val="000000"/>
+          <w:sz w:val="28"/>
+          <w:szCs w:val="28"/>
+          <w:shd w:val="clear" w:color="auto" w:fill="FAFAFA"/>
+          <w:lang w:val="en-US"/>
+        </w:rPr>
+        <w:t>api</w:t>
+      </w:r>
+      <w:r>
+        <w:rPr>
+          <w:rFonts w:ascii="Times New Roman" w:hAnsi="Times New Roman" w:cs="Times New Roman"/>
+          <w:color w:val="000000"/>
+          <w:sz w:val="28"/>
+          <w:szCs w:val="28"/>
+          <w:shd w:val="clear" w:color="auto" w:fill="FAFAFA"/>
+        </w:rPr>
+        <w:t>/</w:t>
+      </w:r>
+      <w:r>
+        <w:rPr>
+          <w:rFonts w:ascii="Times New Roman" w:hAnsi="Times New Roman" w:cs="Times New Roman"/>
+          <w:color w:val="000000"/>
+          <w:sz w:val="28"/>
+          <w:szCs w:val="28"/>
+          <w:shd w:val="clear" w:color="auto" w:fill="FAFAFA"/>
+          <w:lang w:val="en-US"/>
+        </w:rPr>
+        <w:t>microchips</w:t>
+      </w:r>
+      <w:r>
+        <w:rPr>
+          <w:rFonts w:ascii="Times New Roman" w:hAnsi="Times New Roman" w:cs="Times New Roman"/>
+          <w:color w:val="000000"/>
+          <w:sz w:val="28"/>
+          <w:szCs w:val="28"/>
+          <w:shd w:val="clear" w:color="auto" w:fill="FAFAFA"/>
+        </w:rPr>
+        <w:t>/</w:t>
+      </w:r>
+      <w:r>
+        <w:rPr>
+          <w:rFonts w:ascii="Times New Roman" w:hAnsi="Times New Roman" w:cs="Times New Roman"/>
+          <w:color w:val="000000"/>
+          <w:sz w:val="28"/>
+          <w:szCs w:val="28"/>
+          <w:shd w:val="clear" w:color="auto" w:fill="FAFAFA"/>
+          <w:lang w:val="en-US"/>
+        </w:rPr>
+        <w:t>bitdepthvalue</w:t>
+      </w:r>
+      <w:r>
+        <w:rPr>
+          <w:rFonts w:ascii="Times New Roman" w:hAnsi="Times New Roman" w:cs="Times New Roman"/>
+          <w:color w:val="000000"/>
+          <w:sz w:val="28"/>
+          <w:szCs w:val="28"/>
+          <w:shd w:val="clear" w:color="auto" w:fill="FAFAFA"/>
+        </w:rPr>
+        <w:t>?</w:t>
+      </w:r>
+      <w:r>
+        <w:rPr>
+          <w:rFonts w:ascii="Times New Roman" w:hAnsi="Times New Roman" w:cs="Times New Roman"/>
+          <w:color w:val="000000"/>
+          <w:sz w:val="28"/>
+          <w:szCs w:val="28"/>
+          <w:shd w:val="clear" w:color="auto" w:fill="FAFAFA"/>
+          <w:lang w:val="en-US"/>
+        </w:rPr>
+        <w:t>b</w:t>
+      </w:r>
+      <w:r>
+        <w:rPr>
+          <w:rFonts w:ascii="Times New Roman" w:hAnsi="Times New Roman" w:cs="Times New Roman"/>
+          <w:color w:val="000000"/>
+          <w:sz w:val="28"/>
+          <w:szCs w:val="28"/>
+          <w:shd w:val="clear" w:color="auto" w:fill="FAFAFA"/>
+        </w:rPr>
+        <w:t>=64</w:t>
+      </w:r>
+      <w:r>
+        <w:rPr>
+          <w:rFonts w:ascii="Times New Roman" w:hAnsi="Times New Roman" w:cs="Times New Roman"/>
+          <w:color w:val="000000"/>
+          <w:sz w:val="28"/>
+          <w:szCs w:val="28"/>
+          <w:shd w:val="clear" w:color="auto" w:fill="FAFAFA"/>
+        </w:rPr>
+        <w:t xml:space="preserve"> – выдаст </w:t>
+      </w:r>
+      <w:r>
+        <w:rPr>
+          <w:rFonts w:ascii="Times New Roman" w:hAnsi="Times New Roman" w:cs="Times New Roman"/>
+          <w:color w:val="000000"/>
+          <w:sz w:val="28"/>
+          <w:szCs w:val="28"/>
+          <w:shd w:val="clear" w:color="auto" w:fill="FAFAFA"/>
+        </w:rPr>
+        <w:t xml:space="preserve">записи с </w:t>
+      </w:r>
+      <w:r>
+        <w:rPr>
+          <w:rFonts w:ascii="Times New Roman" w:hAnsi="Times New Roman" w:cs="Times New Roman"/>
+          <w:color w:val="000000"/>
+          <w:sz w:val="28"/>
+          <w:szCs w:val="28"/>
+          <w:shd w:val="clear" w:color="auto" w:fill="FAFAFA"/>
+        </w:rPr>
+        <w:t>битностью 64</w:t>
+      </w:r>
+    </w:p>
+    <w:p>
+      <w:pPr>
+        <w:ind w:left="360"/>
+        <w:rPr>
+          <w:rFonts w:ascii="Times New Roman" w:hAnsi="Times New Roman" w:cs="Times New Roman"/>
+          <w:color w:val="000000"/>
+          <w:sz w:val="28"/>
+          <w:szCs w:val="28"/>
+          <w:shd w:val="clear" w:color="auto" w:fill="FAFAFA"/>
+        </w:rPr>
+      </w:pPr>
+      <w:r>
+        <w:rPr>
+          <w:rFonts w:ascii="Times New Roman" w:hAnsi="Times New Roman" w:cs="Times New Roman"/>
+          <w:color w:val="000000"/>
+          <w:sz w:val="28"/>
+          <w:szCs w:val="28"/>
+          <w:shd w:val="clear" w:color="auto" w:fill="FAFAFA"/>
+        </w:rPr>
+        <w:t>/</w:t>
+      </w:r>
+      <w:r>
+        <w:rPr>
+          <w:rFonts w:ascii="Times New Roman" w:hAnsi="Times New Roman" w:cs="Times New Roman"/>
+          <w:color w:val="000000"/>
+          <w:sz w:val="28"/>
+          <w:szCs w:val="28"/>
+          <w:shd w:val="clear" w:color="auto" w:fill="FAFAFA"/>
+          <w:lang w:val="en-US"/>
+        </w:rPr>
+        <w:t>api</w:t>
+      </w:r>
+      <w:r>
+        <w:rPr>
+          <w:rFonts w:ascii="Times New Roman" w:hAnsi="Times New Roman" w:cs="Times New Roman"/>
+          <w:color w:val="000000"/>
+          <w:sz w:val="28"/>
+          <w:szCs w:val="28"/>
+          <w:shd w:val="clear" w:color="auto" w:fill="FAFAFA"/>
+        </w:rPr>
+        <w:t>/</w:t>
+      </w:r>
+      <w:r>
+        <w:rPr>
+          <w:rFonts w:ascii="Times New Roman" w:hAnsi="Times New Roman" w:cs="Times New Roman"/>
+          <w:color w:val="000000"/>
+          <w:sz w:val="28"/>
+          <w:szCs w:val="28"/>
+          <w:shd w:val="clear" w:color="auto" w:fill="FAFAFA"/>
+          <w:lang w:val="en-US"/>
+        </w:rPr>
+        <w:t>microchips</w:t>
+      </w:r>
+      <w:r>
+        <w:rPr>
+          <w:rFonts w:ascii="Times New Roman" w:hAnsi="Times New Roman" w:cs="Times New Roman"/>
+          <w:color w:val="000000"/>
+          <w:sz w:val="28"/>
+          <w:szCs w:val="28"/>
+          <w:shd w:val="clear" w:color="auto" w:fill="FAFAFA"/>
+        </w:rPr>
+        <w:t>/</w:t>
+      </w:r>
+      <w:r>
+        <w:rPr>
+          <w:rFonts w:ascii="Times New Roman" w:hAnsi="Times New Roman" w:cs="Times New Roman"/>
+          <w:color w:val="000000"/>
+          <w:sz w:val="28"/>
+          <w:szCs w:val="28"/>
+          <w:shd w:val="clear" w:color="auto" w:fill="FAFAFA"/>
+          <w:lang w:val="en-US"/>
+        </w:rPr>
+        <w:t>bitdepthvalue</w:t>
+      </w:r>
+      <w:r>
+        <w:rPr>
+          <w:rFonts w:ascii="Times New Roman" w:hAnsi="Times New Roman" w:cs="Times New Roman"/>
+          <w:color w:val="000000"/>
+          <w:sz w:val="28"/>
+          <w:szCs w:val="28"/>
+          <w:shd w:val="clear" w:color="auto" w:fill="FAFAFA"/>
+        </w:rPr>
+        <w:t>?</w:t>
+      </w:r>
+      <w:r>
+        <w:rPr>
+          <w:rFonts w:ascii="Times New Roman" w:hAnsi="Times New Roman" w:cs="Times New Roman"/>
+          <w:color w:val="000000"/>
+          <w:sz w:val="28"/>
+          <w:szCs w:val="28"/>
+          <w:shd w:val="clear" w:color="auto" w:fill="FAFAFA"/>
+          <w:lang w:val="en-US"/>
+        </w:rPr>
+        <w:t>m</w:t>
+      </w:r>
+      <w:r>
+        <w:rPr>
+          <w:rFonts w:ascii="Times New Roman" w:hAnsi="Times New Roman" w:cs="Times New Roman"/>
+          <w:color w:val="000000"/>
+          <w:sz w:val="28"/>
+          <w:szCs w:val="28"/>
+          <w:shd w:val="clear" w:color="auto" w:fill="FAFAFA"/>
+        </w:rPr>
+        <w:t>=</w:t>
+      </w:r>
+      <w:r>
+        <w:rPr>
+          <w:rFonts w:ascii="Times New Roman" w:hAnsi="Times New Roman" w:cs="Times New Roman"/>
+          <w:color w:val="000000"/>
+          <w:sz w:val="28"/>
+          <w:szCs w:val="28"/>
+          <w:shd w:val="clear" w:color="auto" w:fill="FAFAFA"/>
+        </w:rPr>
+        <w:t>ОАО ИНТЕГРАЛ</w:t>
+      </w:r>
+      <w:r>
+        <w:rPr>
+          <w:rFonts w:ascii="Times New Roman" w:hAnsi="Times New Roman" w:cs="Times New Roman"/>
+          <w:color w:val="000000"/>
+          <w:sz w:val="28"/>
+          <w:szCs w:val="28"/>
+          <w:shd w:val="clear" w:color="auto" w:fill="FAFAFA"/>
+        </w:rPr>
+        <w:t xml:space="preserve">– </w:t>
+      </w:r>
+      <w:r>
+        <w:rPr>
+          <w:rFonts w:ascii="Times New Roman" w:hAnsi="Times New Roman" w:cs="Times New Roman"/>
+          <w:color w:val="000000"/>
+          <w:sz w:val="28"/>
+          <w:szCs w:val="28"/>
+          <w:shd w:val="clear" w:color="auto" w:fill="FAFAFA"/>
+        </w:rPr>
+        <w:t>выдаст</w:t>
+      </w:r>
+      <w:r>
+        <w:rPr>
+          <w:rFonts w:ascii="Times New Roman" w:hAnsi="Times New Roman" w:cs="Times New Roman"/>
+          <w:color w:val="000000"/>
+          <w:sz w:val="28"/>
+          <w:szCs w:val="28"/>
+          <w:shd w:val="clear" w:color="auto" w:fill="FAFAFA"/>
+        </w:rPr>
+        <w:t xml:space="preserve"> записи с </w:t>
+      </w:r>
+      <w:r>
+        <w:rPr>
+          <w:rFonts w:ascii="Times New Roman" w:hAnsi="Times New Roman" w:cs="Times New Roman"/>
+          <w:color w:val="000000"/>
+          <w:sz w:val="28"/>
+          <w:szCs w:val="28"/>
+          <w:shd w:val="clear" w:color="auto" w:fill="FAFAFA"/>
+        </w:rPr>
+        <w:t xml:space="preserve">производителем </w:t>
+      </w:r>
+      <w:r>
+        <w:rPr>
+          <w:rFonts w:ascii="Times New Roman" w:hAnsi="Times New Roman" w:cs="Times New Roman"/>
+          <w:color w:val="000000"/>
+          <w:sz w:val="28"/>
+          <w:szCs w:val="28"/>
+          <w:shd w:val="clear" w:color="auto" w:fill="FAFAFA"/>
+        </w:rPr>
+        <w:t>ОАО ИНТЕГРАЛ</w:t>
+      </w:r>
+      <w:bookmarkStart w:id="0" w:name="_GoBack"/>
+      <w:bookmarkEnd w:id="0"/>
+    </w:p>
+    <w:p>
+      <w:pPr>
+        <w:ind w:left="360"/>
+        <w:rPr>
+          <w:rFonts w:ascii="Times New Roman" w:hAnsi="Times New Roman" w:cs="Times New Roman"/>
+          <w:sz w:val="28"/>
+          <w:szCs w:val="28"/>
           <w:lang w:val="en-US"/>
         </w:rPr>
       </w:pPr>
@@ -16201,7 +16532,6 @@
           <w:szCs w:val="28"/>
           <w:lang w:val="en-US"/>
         </w:rPr>
-        <w:lastRenderedPageBreak/>
         <w:t>Charset=utf-8</w:t>
       </w:r>
     </w:p>
@@ -16216,6 +16546,7 @@
           <w:rFonts w:ascii="Times New Roman" w:hAnsi="Times New Roman" w:cs="Times New Roman"/>
           <w:sz w:val="28"/>
           <w:szCs w:val="28"/>
+          <w:lang w:val="en-US"/>
         </w:rPr>
       </w:pPr>
       <w:r>
@@ -16232,6 +16563,7 @@
           <w:rFonts w:ascii="Times New Roman" w:hAnsi="Times New Roman" w:cs="Times New Roman"/>
           <w:sz w:val="28"/>
           <w:szCs w:val="28"/>
+          <w:lang w:val="en-US"/>
         </w:rPr>
         <w:t xml:space="preserve">: </w:t>
       </w:r>
@@ -16248,6 +16580,7 @@
           <w:rFonts w:ascii="Times New Roman" w:hAnsi="Times New Roman" w:cs="Times New Roman"/>
           <w:sz w:val="28"/>
           <w:szCs w:val="28"/>
+          <w:lang w:val="en-US"/>
         </w:rPr>
         <w:t xml:space="preserve"> </w:t>
       </w:r>
@@ -16257,7 +16590,33 @@
           <w:sz w:val="28"/>
           <w:szCs w:val="28"/>
         </w:rPr>
-        <w:t xml:space="preserve">и дата </w:t>
+        <w:t>и</w:t>
+      </w:r>
+      <w:r>
+        <w:rPr>
+          <w:rFonts w:ascii="Times New Roman" w:hAnsi="Times New Roman" w:cs="Times New Roman"/>
+          <w:sz w:val="28"/>
+          <w:szCs w:val="28"/>
+          <w:lang w:val="en-US"/>
+        </w:rPr>
+        <w:t xml:space="preserve"> </w:t>
+      </w:r>
+      <w:r>
+        <w:rPr>
+          <w:rFonts w:ascii="Times New Roman" w:hAnsi="Times New Roman" w:cs="Times New Roman"/>
+          <w:sz w:val="28"/>
+          <w:szCs w:val="28"/>
+        </w:rPr>
+        <w:t>дата</w:t>
+      </w:r>
+      <w:r>
+        <w:rPr>
+          <w:rFonts w:ascii="Times New Roman" w:hAnsi="Times New Roman" w:cs="Times New Roman"/>
+          <w:sz w:val="28"/>
+          <w:szCs w:val="28"/>
+          <w:lang w:val="en-US"/>
+        </w:rPr>
+        <w:t xml:space="preserve"> </w:t>
       </w:r>
     </w:p>
     <w:p>
@@ -16271,6 +16630,7 @@
           <w:rFonts w:ascii="Times New Roman" w:hAnsi="Times New Roman" w:cs="Times New Roman"/>
           <w:sz w:val="28"/>
           <w:szCs w:val="28"/>
+          <w:lang w:val="en-US"/>
         </w:rPr>
       </w:pPr>
       <w:r>
@@ -16294,6 +16654,7 @@
           <w:rFonts w:ascii="Times New Roman" w:hAnsi="Times New Roman" w:cs="Times New Roman"/>
           <w:sz w:val="28"/>
           <w:szCs w:val="28"/>
+          <w:lang w:val="en-US"/>
         </w:rPr>
       </w:pPr>
       <w:r>
@@ -16719,2505 +17080,7 @@
           <w:szCs w:val="28"/>
           <w:lang w:val="en-US"/>
         </w:rPr>
-        <w:t>,</w:t>
-      </w:r>
-      <w:r>
-        <w:rPr>
-          <w:rFonts w:ascii="Times New Roman" w:hAnsi="Times New Roman" w:cs="Times New Roman"/>
-          <w:sz w:val="28"/>
-          <w:szCs w:val="28"/>
-          <w:lang w:val="en-US"/>
-        </w:rPr>
-        <w:t>…]</w:t>
-      </w:r>
-    </w:p>
-    <w:p>
-      <w:pPr>
-        <w:ind w:left="360"/>
-        <w:rPr>
-          <w:rFonts w:ascii="Times New Roman" w:hAnsi="Times New Roman" w:cs="Times New Roman"/>
-          <w:sz w:val="28"/>
-          <w:szCs w:val="28"/>
-          <w:lang w:val="en-US"/>
-        </w:rPr>
-      </w:pPr>
-    </w:p>
-    <w:p>
-      <w:pPr>
-        <w:pStyle w:val="a9"/>
-        <w:numPr>
-          <w:ilvl w:val="0"/>
-          <w:numId w:val="3"/>
-        </w:numPr>
-        <w:rPr>
-          <w:rFonts w:ascii="Times New Roman" w:hAnsi="Times New Roman" w:cs="Times New Roman"/>
-          <w:sz w:val="28"/>
-          <w:szCs w:val="28"/>
-          <w:lang w:val="en-US"/>
-        </w:rPr>
-      </w:pPr>
-      <w:r>
-        <w:rPr>
-          <w:rFonts w:ascii="Times New Roman" w:hAnsi="Times New Roman" w:cs="Times New Roman"/>
-          <w:color w:val="000000"/>
-          <w:sz w:val="28"/>
-          <w:szCs w:val="28"/>
-          <w:shd w:val="clear" w:color="auto" w:fill="FAFAFA"/>
-          <w:lang w:val="en-US"/>
-        </w:rPr>
-        <w:t xml:space="preserve">Get - </w:t>
-      </w:r>
-      <w:r>
-        <w:rPr>
-          <w:rFonts w:ascii="Times New Roman" w:hAnsi="Times New Roman" w:cs="Times New Roman"/>
-          <w:color w:val="000000"/>
-          <w:sz w:val="28"/>
-          <w:szCs w:val="28"/>
-          <w:shd w:val="clear" w:color="auto" w:fill="FAFAFA"/>
-          <w:lang w:val="en-US"/>
-        </w:rPr>
-        <w:t>/api/</w:t>
-      </w:r>
-      <w:r>
-        <w:rPr>
-          <w:rFonts w:ascii="Times New Roman" w:hAnsi="Times New Roman" w:cs="Times New Roman"/>
-          <w:color w:val="000000"/>
-          <w:sz w:val="28"/>
-          <w:szCs w:val="28"/>
-          <w:shd w:val="clear" w:color="auto" w:fill="FAFAFA"/>
-          <w:lang w:val="en-US"/>
-        </w:rPr>
-        <w:t>microchips</w:t>
-      </w:r>
-      <w:r>
-        <w:rPr>
-          <w:rFonts w:ascii="Times New Roman" w:hAnsi="Times New Roman" w:cs="Times New Roman"/>
-          <w:color w:val="000000"/>
-          <w:sz w:val="28"/>
-          <w:szCs w:val="28"/>
-          <w:shd w:val="clear" w:color="auto" w:fill="FAFAFA"/>
-          <w:lang w:val="en-US"/>
-        </w:rPr>
-        <w:t>/bitdepthvalue/b/</w:t>
-      </w:r>
-      <w:r>
-        <w:rPr>
-          <w:rFonts w:ascii="Times New Roman" w:hAnsi="Times New Roman" w:cs="Times New Roman"/>
-          <w:color w:val="000000"/>
-          <w:sz w:val="28"/>
-          <w:szCs w:val="28"/>
-          <w:shd w:val="clear" w:color="auto" w:fill="FAFAFA"/>
-          <w:lang w:val="en-US"/>
-        </w:rPr>
-        <w:t>{value}</w:t>
-      </w:r>
-    </w:p>
-    <w:p>
-      <w:pPr>
-        <w:ind w:left="360"/>
-        <w:rPr>
-          <w:rFonts w:ascii="Times New Roman" w:hAnsi="Times New Roman" w:cs="Times New Roman"/>
-          <w:sz w:val="28"/>
-          <w:szCs w:val="28"/>
-        </w:rPr>
-      </w:pPr>
-      <w:r>
-        <w:rPr>
-          <w:rFonts w:ascii="Times New Roman" w:hAnsi="Times New Roman" w:cs="Times New Roman"/>
-          <w:sz w:val="28"/>
-          <w:szCs w:val="28"/>
-        </w:rPr>
-        <w:t xml:space="preserve">Пример </w:t>
-      </w:r>
-    </w:p>
-    <w:p>
-      <w:pPr>
-        <w:ind w:left="360"/>
-        <w:rPr>
-          <w:rFonts w:ascii="Times New Roman" w:hAnsi="Times New Roman" w:cs="Times New Roman"/>
-          <w:sz w:val="28"/>
-          <w:szCs w:val="28"/>
-        </w:rPr>
-      </w:pPr>
-      <w:r>
-        <w:rPr>
-          <w:rFonts w:ascii="Times New Roman" w:hAnsi="Times New Roman" w:cs="Times New Roman"/>
-          <w:color w:val="000000"/>
-          <w:sz w:val="28"/>
-          <w:szCs w:val="28"/>
-          <w:shd w:val="clear" w:color="auto" w:fill="FAFAFA"/>
-        </w:rPr>
-        <w:t>/</w:t>
-      </w:r>
-      <w:r>
-        <w:rPr>
-          <w:rFonts w:ascii="Times New Roman" w:hAnsi="Times New Roman" w:cs="Times New Roman"/>
-          <w:color w:val="000000"/>
-          <w:sz w:val="28"/>
-          <w:szCs w:val="28"/>
-          <w:shd w:val="clear" w:color="auto" w:fill="FAFAFA"/>
-          <w:lang w:val="en-US"/>
-        </w:rPr>
-        <w:t>api</w:t>
-      </w:r>
-      <w:r>
-        <w:rPr>
-          <w:rFonts w:ascii="Times New Roman" w:hAnsi="Times New Roman" w:cs="Times New Roman"/>
-          <w:color w:val="000000"/>
-          <w:sz w:val="28"/>
-          <w:szCs w:val="28"/>
-          <w:shd w:val="clear" w:color="auto" w:fill="FAFAFA"/>
-        </w:rPr>
-        <w:t>/</w:t>
-      </w:r>
-      <w:r>
-        <w:rPr>
-          <w:rFonts w:ascii="Times New Roman" w:hAnsi="Times New Roman" w:cs="Times New Roman"/>
-          <w:color w:val="000000"/>
-          <w:sz w:val="28"/>
-          <w:szCs w:val="28"/>
-          <w:shd w:val="clear" w:color="auto" w:fill="FAFAFA"/>
-          <w:lang w:val="en-US"/>
-        </w:rPr>
-        <w:t>microchips</w:t>
-      </w:r>
-      <w:r>
-        <w:rPr>
-          <w:rFonts w:ascii="Times New Roman" w:hAnsi="Times New Roman" w:cs="Times New Roman"/>
-          <w:color w:val="000000"/>
-          <w:sz w:val="28"/>
-          <w:szCs w:val="28"/>
-          <w:shd w:val="clear" w:color="auto" w:fill="FAFAFA"/>
-        </w:rPr>
-        <w:t>/</w:t>
-      </w:r>
-      <w:r>
-        <w:rPr>
-          <w:rFonts w:ascii="Times New Roman" w:hAnsi="Times New Roman" w:cs="Times New Roman"/>
-          <w:color w:val="000000"/>
-          <w:sz w:val="28"/>
-          <w:szCs w:val="28"/>
-          <w:shd w:val="clear" w:color="auto" w:fill="FAFAFA"/>
-          <w:lang w:val="en-US"/>
-        </w:rPr>
-        <w:t>bitdepthvalue</w:t>
-      </w:r>
-      <w:r>
-        <w:rPr>
-          <w:rFonts w:ascii="Times New Roman" w:hAnsi="Times New Roman" w:cs="Times New Roman"/>
-          <w:color w:val="000000"/>
-          <w:sz w:val="28"/>
-          <w:szCs w:val="28"/>
-          <w:shd w:val="clear" w:color="auto" w:fill="FAFAFA"/>
-        </w:rPr>
-        <w:t>/</w:t>
-      </w:r>
-      <w:r>
-        <w:rPr>
-          <w:rFonts w:ascii="Times New Roman" w:hAnsi="Times New Roman" w:cs="Times New Roman"/>
-          <w:color w:val="000000"/>
-          <w:sz w:val="28"/>
-          <w:szCs w:val="28"/>
-          <w:shd w:val="clear" w:color="auto" w:fill="FAFAFA"/>
-          <w:lang w:val="en-US"/>
-        </w:rPr>
-        <w:t>b</w:t>
-      </w:r>
-      <w:r>
-        <w:rPr>
-          <w:rFonts w:ascii="Times New Roman" w:hAnsi="Times New Roman" w:cs="Times New Roman"/>
-          <w:color w:val="000000"/>
-          <w:sz w:val="28"/>
-          <w:szCs w:val="28"/>
-          <w:shd w:val="clear" w:color="auto" w:fill="FAFAFA"/>
-        </w:rPr>
-        <w:t>/</w:t>
-      </w:r>
-      <w:r>
-        <w:rPr>
-          <w:rFonts w:ascii="Times New Roman" w:hAnsi="Times New Roman" w:cs="Times New Roman"/>
-          <w:color w:val="000000"/>
-          <w:sz w:val="28"/>
-          <w:szCs w:val="28"/>
-          <w:shd w:val="clear" w:color="auto" w:fill="FAFAFA"/>
-        </w:rPr>
-        <w:t>64 – выдает все записи с битностью 64</w:t>
-      </w:r>
-    </w:p>
-    <w:p>
-      <w:pPr>
-        <w:ind w:left="360"/>
-        <w:rPr>
-          <w:rFonts w:ascii="Times New Roman" w:hAnsi="Times New Roman" w:cs="Times New Roman"/>
-          <w:sz w:val="28"/>
-          <w:szCs w:val="28"/>
-          <w:lang w:val="en-US"/>
-        </w:rPr>
-      </w:pPr>
-      <w:r>
-        <w:rPr>
-          <w:rFonts w:ascii="Times New Roman" w:hAnsi="Times New Roman" w:cs="Times New Roman"/>
-          <w:sz w:val="28"/>
-          <w:szCs w:val="28"/>
-          <w:lang w:val="en-US"/>
-        </w:rPr>
-        <w:t>Response</w:t>
-      </w:r>
-      <w:r>
-        <w:rPr>
-          <w:rFonts w:ascii="Times New Roman" w:hAnsi="Times New Roman" w:cs="Times New Roman"/>
-          <w:sz w:val="28"/>
-          <w:szCs w:val="28"/>
-          <w:lang w:val="en-US"/>
-        </w:rPr>
-        <w:t xml:space="preserve"> headers: </w:t>
-      </w:r>
-    </w:p>
-    <w:p>
-      <w:pPr>
-        <w:pStyle w:val="a9"/>
-        <w:numPr>
-          <w:ilvl w:val="0"/>
-          <w:numId w:val="4"/>
-        </w:numPr>
-        <w:rPr>
-          <w:rFonts w:ascii="Times New Roman" w:hAnsi="Times New Roman" w:cs="Times New Roman"/>
-          <w:sz w:val="28"/>
-          <w:szCs w:val="28"/>
-          <w:lang w:val="en-US"/>
-        </w:rPr>
-      </w:pPr>
-      <w:r>
-        <w:rPr>
-          <w:rFonts w:ascii="Times New Roman" w:hAnsi="Times New Roman" w:cs="Times New Roman"/>
-          <w:sz w:val="28"/>
-          <w:szCs w:val="28"/>
-          <w:lang w:val="en-US"/>
-        </w:rPr>
         <w:lastRenderedPageBreak/>
-        <w:t>Content-type: application/json</w:t>
-      </w:r>
-    </w:p>
-    <w:p>
-      <w:pPr>
-        <w:pStyle w:val="a9"/>
-        <w:numPr>
-          <w:ilvl w:val="0"/>
-          <w:numId w:val="4"/>
-        </w:numPr>
-        <w:rPr>
-          <w:rFonts w:ascii="Times New Roman" w:hAnsi="Times New Roman" w:cs="Times New Roman"/>
-          <w:sz w:val="28"/>
-          <w:szCs w:val="28"/>
-          <w:lang w:val="en-US"/>
-        </w:rPr>
-      </w:pPr>
-      <w:r>
-        <w:rPr>
-          <w:rFonts w:ascii="Times New Roman" w:hAnsi="Times New Roman" w:cs="Times New Roman"/>
-          <w:sz w:val="28"/>
-          <w:szCs w:val="28"/>
-          <w:lang w:val="en-US"/>
-        </w:rPr>
-        <w:t>Charset=utf-8</w:t>
-      </w:r>
-    </w:p>
-    <w:p>
-      <w:pPr>
-        <w:pStyle w:val="a9"/>
-        <w:numPr>
-          <w:ilvl w:val="0"/>
-          <w:numId w:val="4"/>
-        </w:numPr>
-        <w:rPr>
-          <w:rFonts w:ascii="Times New Roman" w:hAnsi="Times New Roman" w:cs="Times New Roman"/>
-          <w:sz w:val="28"/>
-          <w:szCs w:val="28"/>
-        </w:rPr>
-      </w:pPr>
-      <w:r>
-        <w:rPr>
-          <w:rFonts w:ascii="Times New Roman" w:hAnsi="Times New Roman" w:cs="Times New Roman"/>
-          <w:sz w:val="28"/>
-          <w:szCs w:val="28"/>
-          <w:lang w:val="en-US"/>
-        </w:rPr>
-        <w:t>Date</w:t>
-      </w:r>
-      <w:r>
-        <w:rPr>
-          <w:rFonts w:ascii="Times New Roman" w:hAnsi="Times New Roman" w:cs="Times New Roman"/>
-          <w:sz w:val="28"/>
-          <w:szCs w:val="28"/>
-        </w:rPr>
-        <w:t xml:space="preserve">: </w:t>
-      </w:r>
-      <w:r>
-        <w:rPr>
-          <w:rFonts w:ascii="Times New Roman" w:hAnsi="Times New Roman" w:cs="Times New Roman"/>
-          <w:sz w:val="28"/>
-          <w:szCs w:val="28"/>
-        </w:rPr>
-        <w:t>время</w:t>
-      </w:r>
-      <w:r>
-        <w:rPr>
-          <w:rFonts w:ascii="Times New Roman" w:hAnsi="Times New Roman" w:cs="Times New Roman"/>
-          <w:sz w:val="28"/>
-          <w:szCs w:val="28"/>
-        </w:rPr>
-        <w:t xml:space="preserve"> </w:t>
-      </w:r>
-      <w:r>
-        <w:rPr>
-          <w:rFonts w:ascii="Times New Roman" w:hAnsi="Times New Roman" w:cs="Times New Roman"/>
-          <w:sz w:val="28"/>
-          <w:szCs w:val="28"/>
-        </w:rPr>
-        <w:t xml:space="preserve">и дата </w:t>
-      </w:r>
-    </w:p>
-    <w:p>
-      <w:pPr>
-        <w:pStyle w:val="a9"/>
-        <w:numPr>
-          <w:ilvl w:val="0"/>
-          <w:numId w:val="4"/>
-        </w:numPr>
-        <w:rPr>
-          <w:rFonts w:ascii="Times New Roman" w:hAnsi="Times New Roman" w:cs="Times New Roman"/>
-          <w:sz w:val="28"/>
-          <w:szCs w:val="28"/>
-        </w:rPr>
-      </w:pPr>
-      <w:r>
-        <w:rPr>
-          <w:rFonts w:ascii="Times New Roman" w:hAnsi="Times New Roman" w:cs="Times New Roman"/>
-          <w:sz w:val="28"/>
-          <w:szCs w:val="28"/>
-          <w:lang w:val="en-US"/>
-        </w:rPr>
-        <w:t>Server: Kertel</w:t>
-      </w:r>
-    </w:p>
-    <w:p>
-      <w:pPr>
-        <w:pStyle w:val="a9"/>
-        <w:numPr>
-          <w:ilvl w:val="0"/>
-          <w:numId w:val="4"/>
-        </w:numPr>
-        <w:rPr>
-          <w:rFonts w:ascii="Times New Roman" w:hAnsi="Times New Roman" w:cs="Times New Roman"/>
-          <w:sz w:val="28"/>
-          <w:szCs w:val="28"/>
-        </w:rPr>
-      </w:pPr>
-      <w:r>
-        <w:rPr>
-          <w:rFonts w:ascii="Times New Roman" w:hAnsi="Times New Roman" w:cs="Times New Roman"/>
-          <w:sz w:val="28"/>
-          <w:szCs w:val="28"/>
-          <w:lang w:val="en-US"/>
-        </w:rPr>
-        <w:t>Transfer-encoding: chunked</w:t>
-      </w:r>
-    </w:p>
-    <w:p>
-      <w:pPr>
-        <w:ind w:left="360"/>
-        <w:rPr>
-          <w:rFonts w:ascii="Times New Roman" w:hAnsi="Times New Roman" w:cs="Times New Roman"/>
-          <w:sz w:val="28"/>
-          <w:szCs w:val="28"/>
-          <w:lang w:val="en-US"/>
-        </w:rPr>
-      </w:pPr>
-      <w:r>
-        <w:rPr>
-          <w:rFonts w:ascii="Times New Roman" w:hAnsi="Times New Roman" w:cs="Times New Roman"/>
-          <w:sz w:val="28"/>
-          <w:szCs w:val="28"/>
-          <w:lang w:val="en-US"/>
-        </w:rPr>
-        <w:t>Response</w:t>
-      </w:r>
-      <w:r>
-        <w:rPr>
-          <w:rFonts w:ascii="Times New Roman" w:hAnsi="Times New Roman" w:cs="Times New Roman"/>
-          <w:sz w:val="28"/>
-          <w:szCs w:val="28"/>
-          <w:lang w:val="en-US"/>
-        </w:rPr>
-        <w:t xml:space="preserve"> body: </w:t>
-      </w:r>
-    </w:p>
-    <w:p>
-      <w:pPr>
-        <w:ind w:left="360"/>
-        <w:rPr>
-          <w:rFonts w:ascii="Times New Roman" w:hAnsi="Times New Roman" w:cs="Times New Roman"/>
-          <w:sz w:val="28"/>
-          <w:szCs w:val="28"/>
-          <w:lang w:val="en-US"/>
-        </w:rPr>
-      </w:pPr>
-      <w:r>
-        <w:rPr>
-          <w:rFonts w:ascii="Times New Roman" w:hAnsi="Times New Roman" w:cs="Times New Roman"/>
-          <w:sz w:val="28"/>
-          <w:szCs w:val="28"/>
-          <w:lang w:val="en-US"/>
-        </w:rPr>
-        <w:t>[</w:t>
-      </w:r>
-    </w:p>
-    <w:p>
-      <w:pPr>
-        <w:ind w:left="360"/>
-        <w:rPr>
-          <w:rFonts w:ascii="Times New Roman" w:hAnsi="Times New Roman" w:cs="Times New Roman"/>
-          <w:sz w:val="28"/>
-          <w:szCs w:val="28"/>
-          <w:lang w:val="en-US"/>
-        </w:rPr>
-      </w:pPr>
-      <w:r>
-        <w:rPr>
-          <w:rFonts w:ascii="Times New Roman" w:hAnsi="Times New Roman" w:cs="Times New Roman"/>
-          <w:sz w:val="28"/>
-          <w:szCs w:val="28"/>
-          <w:lang w:val="en-US"/>
-        </w:rPr>
-        <w:t xml:space="preserve">{ </w:t>
-      </w:r>
-    </w:p>
-    <w:p>
-      <w:pPr>
-        <w:ind w:left="360"/>
-        <w:rPr>
-          <w:rFonts w:ascii="Times New Roman" w:hAnsi="Times New Roman" w:cs="Times New Roman"/>
-          <w:sz w:val="28"/>
-          <w:szCs w:val="28"/>
-          <w:lang w:val="en-US"/>
-        </w:rPr>
-      </w:pPr>
-      <w:r>
-        <w:rPr>
-          <w:rFonts w:ascii="Times New Roman" w:hAnsi="Times New Roman" w:cs="Times New Roman"/>
-          <w:sz w:val="28"/>
-          <w:szCs w:val="28"/>
-          <w:lang w:val="en-US"/>
-        </w:rPr>
-        <w:t xml:space="preserve">"manufacturerName": "АО НПЦ ЭЛВИС", </w:t>
-      </w:r>
-    </w:p>
-    <w:p>
-      <w:pPr>
-        <w:ind w:left="360"/>
-        <w:rPr>
-          <w:rFonts w:ascii="Times New Roman" w:hAnsi="Times New Roman" w:cs="Times New Roman"/>
-          <w:sz w:val="28"/>
-          <w:szCs w:val="28"/>
-          <w:lang w:val="en-US"/>
-        </w:rPr>
-      </w:pPr>
-      <w:r>
-        <w:rPr>
-          <w:rFonts w:ascii="Times New Roman" w:hAnsi="Times New Roman" w:cs="Times New Roman"/>
-          <w:sz w:val="28"/>
-          <w:szCs w:val="28"/>
-          <w:lang w:val="en-US"/>
-        </w:rPr>
-        <w:t>"bitDepthValue": "64"</w:t>
-      </w:r>
-    </w:p>
-    <w:p>
-      <w:pPr>
-        <w:ind w:left="360"/>
-        <w:rPr>
-          <w:rFonts w:ascii="Times New Roman" w:hAnsi="Times New Roman" w:cs="Times New Roman"/>
-          <w:sz w:val="28"/>
-          <w:szCs w:val="28"/>
-          <w:lang w:val="en-US"/>
-        </w:rPr>
-      </w:pPr>
-      <w:r>
-        <w:rPr>
-          <w:rFonts w:ascii="Times New Roman" w:hAnsi="Times New Roman" w:cs="Times New Roman"/>
-          <w:sz w:val="28"/>
-          <w:szCs w:val="28"/>
-          <w:lang w:val="en-US"/>
-        </w:rPr>
-        <w:t>},</w:t>
-      </w:r>
-    </w:p>
-    <w:p>
-      <w:pPr>
-        <w:ind w:left="360"/>
-        <w:rPr>
-          <w:rFonts w:ascii="Times New Roman" w:hAnsi="Times New Roman" w:cs="Times New Roman"/>
-          <w:sz w:val="28"/>
-          <w:szCs w:val="28"/>
-          <w:lang w:val="en-US"/>
-        </w:rPr>
-      </w:pPr>
-      <w:r>
-        <w:rPr>
-          <w:rFonts w:ascii="Times New Roman" w:hAnsi="Times New Roman" w:cs="Times New Roman"/>
-          <w:sz w:val="28"/>
-          <w:szCs w:val="28"/>
-          <w:lang w:val="en-US"/>
-        </w:rPr>
-        <w:t xml:space="preserve">{ </w:t>
-      </w:r>
-    </w:p>
-    <w:p>
-      <w:pPr>
-        <w:ind w:left="360"/>
-        <w:rPr>
-          <w:rFonts w:ascii="Times New Roman" w:hAnsi="Times New Roman" w:cs="Times New Roman"/>
-          <w:sz w:val="28"/>
-          <w:szCs w:val="28"/>
-          <w:lang w:val="en-US"/>
-        </w:rPr>
-      </w:pPr>
-      <w:r>
-        <w:rPr>
-          <w:rFonts w:ascii="Times New Roman" w:hAnsi="Times New Roman" w:cs="Times New Roman"/>
-          <w:sz w:val="28"/>
-          <w:szCs w:val="28"/>
-          <w:lang w:val="en-US"/>
-        </w:rPr>
-        <w:t xml:space="preserve">"manufacturerName": "Teledyne e2v", </w:t>
-      </w:r>
-    </w:p>
-    <w:p>
-      <w:pPr>
-        <w:ind w:left="360"/>
-        <w:rPr>
-          <w:rFonts w:ascii="Times New Roman" w:hAnsi="Times New Roman" w:cs="Times New Roman"/>
-          <w:sz w:val="28"/>
-          <w:szCs w:val="28"/>
-          <w:lang w:val="en-US"/>
-        </w:rPr>
-      </w:pPr>
-      <w:r>
-        <w:rPr>
-          <w:rFonts w:ascii="Times New Roman" w:hAnsi="Times New Roman" w:cs="Times New Roman"/>
-          <w:sz w:val="28"/>
-          <w:szCs w:val="28"/>
-          <w:lang w:val="en-US"/>
-        </w:rPr>
-        <w:t>"bitDepthValue": "64"</w:t>
-      </w:r>
-    </w:p>
-    <w:p>
-      <w:pPr>
-        <w:ind w:left="360"/>
-        <w:rPr>
-          <w:rFonts w:ascii="Times New Roman" w:hAnsi="Times New Roman" w:cs="Times New Roman"/>
-          <w:sz w:val="28"/>
-          <w:szCs w:val="28"/>
-          <w:lang w:val="en-US"/>
-        </w:rPr>
-      </w:pPr>
-      <w:r>
-        <w:rPr>
-          <w:rFonts w:ascii="Times New Roman" w:hAnsi="Times New Roman" w:cs="Times New Roman"/>
-          <w:sz w:val="28"/>
-          <w:szCs w:val="28"/>
-          <w:lang w:val="en-US"/>
-        </w:rPr>
-        <w:t>},</w:t>
-      </w:r>
-    </w:p>
-    <w:p>
-      <w:pPr>
-        <w:ind w:left="360"/>
-        <w:rPr>
-          <w:rFonts w:ascii="Times New Roman" w:hAnsi="Times New Roman" w:cs="Times New Roman"/>
-          <w:sz w:val="28"/>
-          <w:szCs w:val="28"/>
-          <w:lang w:val="en-US"/>
-        </w:rPr>
-      </w:pPr>
-      <w:r>
-        <w:rPr>
-          <w:rFonts w:ascii="Times New Roman" w:hAnsi="Times New Roman" w:cs="Times New Roman"/>
-          <w:sz w:val="28"/>
-          <w:szCs w:val="28"/>
-          <w:lang w:val="en-US"/>
-        </w:rPr>
-        <w:t>,</w:t>
-      </w:r>
-      <w:r>
-        <w:rPr>
-          <w:rFonts w:ascii="Times New Roman" w:hAnsi="Times New Roman" w:cs="Times New Roman"/>
-          <w:sz w:val="28"/>
-          <w:szCs w:val="28"/>
-          <w:lang w:val="en-US"/>
-        </w:rPr>
-        <w:t>…]</w:t>
-      </w:r>
-    </w:p>
-    <w:p>
-      <w:pPr>
-        <w:pStyle w:val="a9"/>
-        <w:numPr>
-          <w:ilvl w:val="0"/>
-          <w:numId w:val="3"/>
-        </w:numPr>
-        <w:rPr>
-          <w:rFonts w:ascii="Times New Roman" w:hAnsi="Times New Roman" w:cs="Times New Roman"/>
-          <w:sz w:val="28"/>
-          <w:szCs w:val="28"/>
-          <w:lang w:val="en-US"/>
-        </w:rPr>
-      </w:pPr>
-      <w:r>
-        <w:rPr>
-          <w:rFonts w:ascii="Times New Roman" w:hAnsi="Times New Roman" w:cs="Times New Roman"/>
-          <w:color w:val="000000"/>
-          <w:sz w:val="28"/>
-          <w:szCs w:val="28"/>
-          <w:shd w:val="clear" w:color="auto" w:fill="FAFAFA"/>
-          <w:lang w:val="en-US"/>
-        </w:rPr>
-        <w:t xml:space="preserve">Get - </w:t>
-      </w:r>
-      <w:r>
-        <w:rPr>
-          <w:rFonts w:ascii="Times New Roman" w:hAnsi="Times New Roman" w:cs="Times New Roman"/>
-          <w:color w:val="000000"/>
-          <w:sz w:val="28"/>
-          <w:szCs w:val="28"/>
-          <w:shd w:val="clear" w:color="auto" w:fill="FAFAFA"/>
-          <w:lang w:val="en-US"/>
-        </w:rPr>
-        <w:t>/api/</w:t>
-      </w:r>
-      <w:r>
-        <w:rPr>
-          <w:rFonts w:ascii="Times New Roman" w:hAnsi="Times New Roman" w:cs="Times New Roman"/>
-          <w:color w:val="000000"/>
-          <w:sz w:val="28"/>
-          <w:szCs w:val="28"/>
-          <w:shd w:val="clear" w:color="auto" w:fill="FAFAFA"/>
-          <w:lang w:val="en-US"/>
-        </w:rPr>
-        <w:t>microchips</w:t>
-      </w:r>
-      <w:r>
-        <w:rPr>
-          <w:rFonts w:ascii="Times New Roman" w:hAnsi="Times New Roman" w:cs="Times New Roman"/>
-          <w:color w:val="000000"/>
-          <w:sz w:val="28"/>
-          <w:szCs w:val="28"/>
-          <w:shd w:val="clear" w:color="auto" w:fill="FAFAFA"/>
-          <w:lang w:val="en-US"/>
-        </w:rPr>
-        <w:t>/bitdepthvalue/m/{value}</w:t>
-      </w:r>
-    </w:p>
-    <w:p>
-      <w:pPr>
-        <w:ind w:left="360"/>
-        <w:rPr>
-          <w:rFonts w:ascii="Times New Roman" w:hAnsi="Times New Roman" w:cs="Times New Roman"/>
-          <w:sz w:val="28"/>
-          <w:szCs w:val="28"/>
-          <w:lang w:val="en-US"/>
-        </w:rPr>
-      </w:pPr>
-      <w:r>
-        <w:rPr>
-          <w:rFonts w:ascii="Times New Roman" w:hAnsi="Times New Roman" w:cs="Times New Roman"/>
-          <w:sz w:val="28"/>
-          <w:szCs w:val="28"/>
-        </w:rPr>
-        <w:t>Пример</w:t>
-      </w:r>
-      <w:r>
-        <w:rPr>
-          <w:rFonts w:ascii="Times New Roman" w:hAnsi="Times New Roman" w:cs="Times New Roman"/>
-          <w:sz w:val="28"/>
-          <w:szCs w:val="28"/>
-          <w:lang w:val="en-US"/>
-        </w:rPr>
-        <w:t xml:space="preserve"> </w:t>
-      </w:r>
-    </w:p>
-    <w:p>
-      <w:pPr>
-        <w:ind w:left="360"/>
-        <w:rPr>
-          <w:rFonts w:ascii="Times New Roman" w:hAnsi="Times New Roman" w:cs="Times New Roman"/>
-          <w:sz w:val="28"/>
-          <w:szCs w:val="28"/>
-          <w:lang w:val="en-US"/>
-        </w:rPr>
-      </w:pPr>
-      <w:r>
-        <w:rPr>
-          <w:rFonts w:ascii="Times New Roman" w:hAnsi="Times New Roman" w:cs="Times New Roman"/>
-          <w:color w:val="000000"/>
-          <w:sz w:val="28"/>
-          <w:szCs w:val="28"/>
-          <w:shd w:val="clear" w:color="auto" w:fill="FAFAFA"/>
-          <w:lang w:val="en-US"/>
-        </w:rPr>
-        <w:t>/</w:t>
-      </w:r>
-      <w:r>
-        <w:rPr>
-          <w:rFonts w:ascii="Times New Roman" w:hAnsi="Times New Roman" w:cs="Times New Roman"/>
-          <w:color w:val="000000"/>
-          <w:sz w:val="28"/>
-          <w:szCs w:val="28"/>
-          <w:shd w:val="clear" w:color="auto" w:fill="FAFAFA"/>
-          <w:lang w:val="en-US"/>
-        </w:rPr>
-        <w:t>api</w:t>
-      </w:r>
-      <w:r>
-        <w:rPr>
-          <w:rFonts w:ascii="Times New Roman" w:hAnsi="Times New Roman" w:cs="Times New Roman"/>
-          <w:color w:val="000000"/>
-          <w:sz w:val="28"/>
-          <w:szCs w:val="28"/>
-          <w:shd w:val="clear" w:color="auto" w:fill="FAFAFA"/>
-          <w:lang w:val="en-US"/>
-        </w:rPr>
-        <w:t>/</w:t>
-      </w:r>
-      <w:r>
-        <w:rPr>
-          <w:rFonts w:ascii="Times New Roman" w:hAnsi="Times New Roman" w:cs="Times New Roman"/>
-          <w:color w:val="000000"/>
-          <w:sz w:val="28"/>
-          <w:szCs w:val="28"/>
-          <w:shd w:val="clear" w:color="auto" w:fill="FAFAFA"/>
-          <w:lang w:val="en-US"/>
-        </w:rPr>
-        <w:t>microchips</w:t>
-      </w:r>
-      <w:r>
-        <w:rPr>
-          <w:rFonts w:ascii="Times New Roman" w:hAnsi="Times New Roman" w:cs="Times New Roman"/>
-          <w:color w:val="000000"/>
-          <w:sz w:val="28"/>
-          <w:szCs w:val="28"/>
-          <w:shd w:val="clear" w:color="auto" w:fill="FAFAFA"/>
-          <w:lang w:val="en-US"/>
-        </w:rPr>
-        <w:t>/</w:t>
-      </w:r>
-      <w:r>
-        <w:rPr>
-          <w:rFonts w:ascii="Times New Roman" w:hAnsi="Times New Roman" w:cs="Times New Roman"/>
-          <w:color w:val="000000"/>
-          <w:sz w:val="28"/>
-          <w:szCs w:val="28"/>
-          <w:shd w:val="clear" w:color="auto" w:fill="FAFAFA"/>
-          <w:lang w:val="en-US"/>
-        </w:rPr>
-        <w:t>bitdepthvalue</w:t>
-      </w:r>
-      <w:r>
-        <w:rPr>
-          <w:rFonts w:ascii="Times New Roman" w:hAnsi="Times New Roman" w:cs="Times New Roman"/>
-          <w:color w:val="000000"/>
-          <w:sz w:val="28"/>
-          <w:szCs w:val="28"/>
-          <w:shd w:val="clear" w:color="auto" w:fill="FAFAFA"/>
-          <w:lang w:val="en-US"/>
-        </w:rPr>
-        <w:t>/</w:t>
-      </w:r>
-      <w:r>
-        <w:rPr>
-          <w:rFonts w:ascii="Times New Roman" w:hAnsi="Times New Roman" w:cs="Times New Roman"/>
-          <w:color w:val="000000"/>
-          <w:sz w:val="28"/>
-          <w:szCs w:val="28"/>
-          <w:shd w:val="clear" w:color="auto" w:fill="FAFAFA"/>
-          <w:lang w:val="en-US"/>
-        </w:rPr>
-        <w:t>b</w:t>
-      </w:r>
-      <w:r>
-        <w:rPr>
-          <w:rFonts w:ascii="Times New Roman" w:hAnsi="Times New Roman" w:cs="Times New Roman"/>
-          <w:color w:val="000000"/>
-          <w:sz w:val="28"/>
-          <w:szCs w:val="28"/>
-          <w:shd w:val="clear" w:color="auto" w:fill="FAFAFA"/>
-          <w:lang w:val="en-US"/>
-        </w:rPr>
-        <w:t>/</w:t>
-      </w:r>
-      <w:r>
-        <w:rPr>
-          <w:rFonts w:ascii="Times New Roman" w:hAnsi="Times New Roman" w:cs="Times New Roman"/>
-          <w:color w:val="000000"/>
-          <w:sz w:val="28"/>
-          <w:szCs w:val="28"/>
-          <w:shd w:val="clear" w:color="auto" w:fill="FAFAFA"/>
-          <w:lang w:val="en-US"/>
-        </w:rPr>
-        <w:t>Teledyne</w:t>
-      </w:r>
-      <w:r>
-        <w:rPr>
-          <w:rFonts w:ascii="Times New Roman" w:hAnsi="Times New Roman" w:cs="Times New Roman"/>
-          <w:color w:val="000000"/>
-          <w:sz w:val="28"/>
-          <w:szCs w:val="28"/>
-          <w:shd w:val="clear" w:color="auto" w:fill="FAFAFA"/>
-          <w:lang w:val="en-US"/>
-        </w:rPr>
-        <w:t>%20</w:t>
-      </w:r>
-      <w:r>
-        <w:rPr>
-          <w:rFonts w:ascii="Times New Roman" w:hAnsi="Times New Roman" w:cs="Times New Roman"/>
-          <w:color w:val="000000"/>
-          <w:sz w:val="28"/>
-          <w:szCs w:val="28"/>
-          <w:shd w:val="clear" w:color="auto" w:fill="FAFAFA"/>
-          <w:lang w:val="en-US"/>
-        </w:rPr>
-        <w:t>e</w:t>
-      </w:r>
-      <w:r>
-        <w:rPr>
-          <w:rFonts w:ascii="Times New Roman" w:hAnsi="Times New Roman" w:cs="Times New Roman"/>
-          <w:color w:val="000000"/>
-          <w:sz w:val="28"/>
-          <w:szCs w:val="28"/>
-          <w:shd w:val="clear" w:color="auto" w:fill="FAFAFA"/>
-          <w:lang w:val="en-US"/>
-        </w:rPr>
-        <w:t>2</w:t>
-      </w:r>
-      <w:r>
-        <w:rPr>
-          <w:rFonts w:ascii="Times New Roman" w:hAnsi="Times New Roman" w:cs="Times New Roman"/>
-          <w:color w:val="000000"/>
-          <w:sz w:val="28"/>
-          <w:szCs w:val="28"/>
-          <w:shd w:val="clear" w:color="auto" w:fill="FAFAFA"/>
-          <w:lang w:val="en-US"/>
-        </w:rPr>
-        <w:t>v</w:t>
-      </w:r>
-      <w:r>
-        <w:rPr>
-          <w:rFonts w:ascii="Times New Roman" w:hAnsi="Times New Roman" w:cs="Times New Roman"/>
-          <w:color w:val="000000"/>
-          <w:sz w:val="28"/>
-          <w:szCs w:val="28"/>
-          <w:shd w:val="clear" w:color="auto" w:fill="FAFAFA"/>
-          <w:lang w:val="en-US"/>
-        </w:rPr>
-        <w:t xml:space="preserve"> – </w:t>
-      </w:r>
-      <w:r>
-        <w:rPr>
-          <w:rFonts w:ascii="Times New Roman" w:hAnsi="Times New Roman" w:cs="Times New Roman"/>
-          <w:color w:val="000000"/>
-          <w:sz w:val="28"/>
-          <w:szCs w:val="28"/>
-          <w:shd w:val="clear" w:color="auto" w:fill="FAFAFA"/>
-        </w:rPr>
-        <w:t>выдает</w:t>
-      </w:r>
-      <w:r>
-        <w:rPr>
-          <w:rFonts w:ascii="Times New Roman" w:hAnsi="Times New Roman" w:cs="Times New Roman"/>
-          <w:color w:val="000000"/>
-          <w:sz w:val="28"/>
-          <w:szCs w:val="28"/>
-          <w:shd w:val="clear" w:color="auto" w:fill="FAFAFA"/>
-          <w:lang w:val="en-US"/>
-        </w:rPr>
-        <w:t xml:space="preserve"> </w:t>
-      </w:r>
-      <w:r>
-        <w:rPr>
-          <w:rFonts w:ascii="Times New Roman" w:hAnsi="Times New Roman" w:cs="Times New Roman"/>
-          <w:color w:val="000000"/>
-          <w:sz w:val="28"/>
-          <w:szCs w:val="28"/>
-          <w:shd w:val="clear" w:color="auto" w:fill="FAFAFA"/>
-        </w:rPr>
-        <w:t>все</w:t>
-      </w:r>
-      <w:r>
-        <w:rPr>
-          <w:rFonts w:ascii="Times New Roman" w:hAnsi="Times New Roman" w:cs="Times New Roman"/>
-          <w:color w:val="000000"/>
-          <w:sz w:val="28"/>
-          <w:szCs w:val="28"/>
-          <w:shd w:val="clear" w:color="auto" w:fill="FAFAFA"/>
-          <w:lang w:val="en-US"/>
-        </w:rPr>
-        <w:t xml:space="preserve"> </w:t>
-      </w:r>
-      <w:r>
-        <w:rPr>
-          <w:rFonts w:ascii="Times New Roman" w:hAnsi="Times New Roman" w:cs="Times New Roman"/>
-          <w:color w:val="000000"/>
-          <w:sz w:val="28"/>
-          <w:szCs w:val="28"/>
-          <w:shd w:val="clear" w:color="auto" w:fill="FAFAFA"/>
-        </w:rPr>
-        <w:t>записи</w:t>
-      </w:r>
-      <w:r>
-        <w:rPr>
-          <w:rFonts w:ascii="Times New Roman" w:hAnsi="Times New Roman" w:cs="Times New Roman"/>
-          <w:color w:val="000000"/>
-          <w:sz w:val="28"/>
-          <w:szCs w:val="28"/>
-          <w:shd w:val="clear" w:color="auto" w:fill="FAFAFA"/>
-          <w:lang w:val="en-US"/>
-        </w:rPr>
-        <w:t xml:space="preserve"> </w:t>
-      </w:r>
-      <w:r>
-        <w:rPr>
-          <w:rFonts w:ascii="Times New Roman" w:hAnsi="Times New Roman" w:cs="Times New Roman"/>
-          <w:color w:val="000000"/>
-          <w:sz w:val="28"/>
-          <w:szCs w:val="28"/>
-          <w:shd w:val="clear" w:color="auto" w:fill="FAFAFA"/>
-        </w:rPr>
-        <w:t>с</w:t>
-      </w:r>
-      <w:r>
-        <w:rPr>
-          <w:rFonts w:ascii="Times New Roman" w:hAnsi="Times New Roman" w:cs="Times New Roman"/>
-          <w:color w:val="000000"/>
-          <w:sz w:val="28"/>
-          <w:szCs w:val="28"/>
-          <w:shd w:val="clear" w:color="auto" w:fill="FAFAFA"/>
-          <w:lang w:val="en-US"/>
-        </w:rPr>
-        <w:t xml:space="preserve"> </w:t>
-      </w:r>
-      <w:r>
-        <w:rPr>
-          <w:rFonts w:ascii="Times New Roman" w:hAnsi="Times New Roman" w:cs="Times New Roman"/>
-          <w:color w:val="000000"/>
-          <w:sz w:val="28"/>
-          <w:szCs w:val="28"/>
-          <w:shd w:val="clear" w:color="auto" w:fill="FAFAFA"/>
-        </w:rPr>
-        <w:t>производителя</w:t>
-      </w:r>
-      <w:r>
-        <w:rPr>
-          <w:rFonts w:ascii="Times New Roman" w:hAnsi="Times New Roman" w:cs="Times New Roman"/>
-          <w:color w:val="000000"/>
-          <w:sz w:val="28"/>
-          <w:szCs w:val="28"/>
-          <w:shd w:val="clear" w:color="auto" w:fill="FAFAFA"/>
-          <w:lang w:val="en-US"/>
-        </w:rPr>
-        <w:t xml:space="preserve"> </w:t>
-      </w:r>
-      <w:r>
-        <w:rPr>
-          <w:rFonts w:ascii="Times New Roman" w:hAnsi="Times New Roman" w:cs="Times New Roman"/>
-          <w:color w:val="000000"/>
-          <w:sz w:val="28"/>
-          <w:szCs w:val="28"/>
-          <w:shd w:val="clear" w:color="auto" w:fill="FAFAFA"/>
-          <w:lang w:val="en-US"/>
-        </w:rPr>
-        <w:t>Teledyne</w:t>
-      </w:r>
-      <w:r>
-        <w:rPr>
-          <w:rFonts w:ascii="Times New Roman" w:hAnsi="Times New Roman" w:cs="Times New Roman"/>
-          <w:color w:val="000000"/>
-          <w:sz w:val="28"/>
-          <w:szCs w:val="28"/>
-          <w:shd w:val="clear" w:color="auto" w:fill="FAFAFA"/>
-          <w:lang w:val="en-US"/>
-        </w:rPr>
-        <w:t xml:space="preserve"> </w:t>
-      </w:r>
-      <w:r>
-        <w:rPr>
-          <w:rFonts w:ascii="Times New Roman" w:hAnsi="Times New Roman" w:cs="Times New Roman"/>
-          <w:color w:val="000000"/>
-          <w:sz w:val="28"/>
-          <w:szCs w:val="28"/>
-          <w:shd w:val="clear" w:color="auto" w:fill="FAFAFA"/>
-          <w:lang w:val="en-US"/>
-        </w:rPr>
-        <w:t>e</w:t>
-      </w:r>
-      <w:r>
-        <w:rPr>
-          <w:rFonts w:ascii="Times New Roman" w:hAnsi="Times New Roman" w:cs="Times New Roman"/>
-          <w:color w:val="000000"/>
-          <w:sz w:val="28"/>
-          <w:szCs w:val="28"/>
-          <w:shd w:val="clear" w:color="auto" w:fill="FAFAFA"/>
-          <w:lang w:val="en-US"/>
-        </w:rPr>
-        <w:t>2</w:t>
-      </w:r>
-      <w:r>
-        <w:rPr>
-          <w:rFonts w:ascii="Times New Roman" w:hAnsi="Times New Roman" w:cs="Times New Roman"/>
-          <w:color w:val="000000"/>
-          <w:sz w:val="28"/>
-          <w:szCs w:val="28"/>
-          <w:shd w:val="clear" w:color="auto" w:fill="FAFAFA"/>
-          <w:lang w:val="en-US"/>
-        </w:rPr>
-        <w:t>v</w:t>
-      </w:r>
-    </w:p>
-    <w:p>
-      <w:pPr>
-        <w:ind w:left="360"/>
-        <w:rPr>
-          <w:rFonts w:ascii="Times New Roman" w:hAnsi="Times New Roman" w:cs="Times New Roman"/>
-          <w:sz w:val="28"/>
-          <w:szCs w:val="28"/>
-          <w:lang w:val="en-US"/>
-        </w:rPr>
-      </w:pPr>
-      <w:r>
-        <w:rPr>
-          <w:rFonts w:ascii="Times New Roman" w:hAnsi="Times New Roman" w:cs="Times New Roman"/>
-          <w:sz w:val="28"/>
-          <w:szCs w:val="28"/>
-          <w:lang w:val="en-US"/>
-        </w:rPr>
-        <w:t>Response</w:t>
-      </w:r>
-      <w:r>
-        <w:rPr>
-          <w:rFonts w:ascii="Times New Roman" w:hAnsi="Times New Roman" w:cs="Times New Roman"/>
-          <w:sz w:val="28"/>
-          <w:szCs w:val="28"/>
-          <w:lang w:val="en-US"/>
-        </w:rPr>
-        <w:t xml:space="preserve"> headers: </w:t>
-      </w:r>
-    </w:p>
-    <w:p>
-      <w:pPr>
-        <w:pStyle w:val="a9"/>
-        <w:numPr>
-          <w:ilvl w:val="0"/>
-          <w:numId w:val="4"/>
-        </w:numPr>
-        <w:rPr>
-          <w:rFonts w:ascii="Times New Roman" w:hAnsi="Times New Roman" w:cs="Times New Roman"/>
-          <w:sz w:val="28"/>
-          <w:szCs w:val="28"/>
-          <w:lang w:val="en-US"/>
-        </w:rPr>
-      </w:pPr>
-      <w:r>
-        <w:rPr>
-          <w:rFonts w:ascii="Times New Roman" w:hAnsi="Times New Roman" w:cs="Times New Roman"/>
-          <w:sz w:val="28"/>
-          <w:szCs w:val="28"/>
-          <w:lang w:val="en-US"/>
-        </w:rPr>
-        <w:t>Content-type: application/json</w:t>
-      </w:r>
-    </w:p>
-    <w:p>
-      <w:pPr>
-        <w:pStyle w:val="a9"/>
-        <w:numPr>
-          <w:ilvl w:val="0"/>
-          <w:numId w:val="4"/>
-        </w:numPr>
-        <w:rPr>
-          <w:rFonts w:ascii="Times New Roman" w:hAnsi="Times New Roman" w:cs="Times New Roman"/>
-          <w:sz w:val="28"/>
-          <w:szCs w:val="28"/>
-          <w:lang w:val="en-US"/>
-        </w:rPr>
-      </w:pPr>
-      <w:r>
-        <w:rPr>
-          <w:rFonts w:ascii="Times New Roman" w:hAnsi="Times New Roman" w:cs="Times New Roman"/>
-          <w:sz w:val="28"/>
-          <w:szCs w:val="28"/>
-          <w:lang w:val="en-US"/>
-        </w:rPr>
-        <w:t>Charset=utf-8</w:t>
-      </w:r>
-    </w:p>
-    <w:p>
-      <w:pPr>
-        <w:pStyle w:val="a9"/>
-        <w:numPr>
-          <w:ilvl w:val="0"/>
-          <w:numId w:val="4"/>
-        </w:numPr>
-        <w:rPr>
-          <w:rFonts w:ascii="Times New Roman" w:hAnsi="Times New Roman" w:cs="Times New Roman"/>
-          <w:sz w:val="28"/>
-          <w:szCs w:val="28"/>
-        </w:rPr>
-      </w:pPr>
-      <w:r>
-        <w:rPr>
-          <w:rFonts w:ascii="Times New Roman" w:hAnsi="Times New Roman" w:cs="Times New Roman"/>
-          <w:sz w:val="28"/>
-          <w:szCs w:val="28"/>
-          <w:lang w:val="en-US"/>
-        </w:rPr>
-        <w:t>Date</w:t>
-      </w:r>
-      <w:r>
-        <w:rPr>
-          <w:rFonts w:ascii="Times New Roman" w:hAnsi="Times New Roman" w:cs="Times New Roman"/>
-          <w:sz w:val="28"/>
-          <w:szCs w:val="28"/>
-        </w:rPr>
-        <w:t xml:space="preserve">: </w:t>
-      </w:r>
-      <w:r>
-        <w:rPr>
-          <w:rFonts w:ascii="Times New Roman" w:hAnsi="Times New Roman" w:cs="Times New Roman"/>
-          <w:sz w:val="28"/>
-          <w:szCs w:val="28"/>
-        </w:rPr>
-        <w:t>время</w:t>
-      </w:r>
-      <w:r>
-        <w:rPr>
-          <w:rFonts w:ascii="Times New Roman" w:hAnsi="Times New Roman" w:cs="Times New Roman"/>
-          <w:sz w:val="28"/>
-          <w:szCs w:val="28"/>
-        </w:rPr>
-        <w:t xml:space="preserve"> </w:t>
-      </w:r>
-      <w:r>
-        <w:rPr>
-          <w:rFonts w:ascii="Times New Roman" w:hAnsi="Times New Roman" w:cs="Times New Roman"/>
-          <w:sz w:val="28"/>
-          <w:szCs w:val="28"/>
-        </w:rPr>
-        <w:t xml:space="preserve">и дата </w:t>
-      </w:r>
-    </w:p>
-    <w:p>
-      <w:pPr>
-        <w:pStyle w:val="a9"/>
-        <w:numPr>
-          <w:ilvl w:val="0"/>
-          <w:numId w:val="4"/>
-        </w:numPr>
-        <w:rPr>
-          <w:rFonts w:ascii="Times New Roman" w:hAnsi="Times New Roman" w:cs="Times New Roman"/>
-          <w:sz w:val="28"/>
-          <w:szCs w:val="28"/>
-        </w:rPr>
-      </w:pPr>
-      <w:r>
-        <w:rPr>
-          <w:rFonts w:ascii="Times New Roman" w:hAnsi="Times New Roman" w:cs="Times New Roman"/>
-          <w:sz w:val="28"/>
-          <w:szCs w:val="28"/>
-          <w:lang w:val="en-US"/>
-        </w:rPr>
-        <w:t>Server: Kertel</w:t>
-      </w:r>
-    </w:p>
-    <w:p>
-      <w:pPr>
-        <w:pStyle w:val="a9"/>
-        <w:numPr>
-          <w:ilvl w:val="0"/>
-          <w:numId w:val="4"/>
-        </w:numPr>
-        <w:rPr>
-          <w:rFonts w:ascii="Times New Roman" w:hAnsi="Times New Roman" w:cs="Times New Roman"/>
-          <w:sz w:val="28"/>
-          <w:szCs w:val="28"/>
-        </w:rPr>
-      </w:pPr>
-      <w:r>
-        <w:rPr>
-          <w:rFonts w:ascii="Times New Roman" w:hAnsi="Times New Roman" w:cs="Times New Roman"/>
-          <w:sz w:val="28"/>
-          <w:szCs w:val="28"/>
-          <w:lang w:val="en-US"/>
-        </w:rPr>
-        <w:t>Transfer-encoding: chunked</w:t>
-      </w:r>
-    </w:p>
-    <w:p>
-      <w:pPr>
-        <w:ind w:left="360"/>
-        <w:rPr>
-          <w:rFonts w:ascii="Times New Roman" w:hAnsi="Times New Roman" w:cs="Times New Roman"/>
-          <w:sz w:val="28"/>
-          <w:szCs w:val="28"/>
-          <w:lang w:val="en-US"/>
-        </w:rPr>
-      </w:pPr>
-      <w:r>
-        <w:rPr>
-          <w:rFonts w:ascii="Times New Roman" w:hAnsi="Times New Roman" w:cs="Times New Roman"/>
-          <w:sz w:val="28"/>
-          <w:szCs w:val="28"/>
-          <w:lang w:val="en-US"/>
-        </w:rPr>
-        <w:t>Response</w:t>
-      </w:r>
-      <w:r>
-        <w:rPr>
-          <w:rFonts w:ascii="Times New Roman" w:hAnsi="Times New Roman" w:cs="Times New Roman"/>
-          <w:sz w:val="28"/>
-          <w:szCs w:val="28"/>
-          <w:lang w:val="en-US"/>
-        </w:rPr>
-        <w:t xml:space="preserve"> body: </w:t>
-      </w:r>
-    </w:p>
-    <w:p>
-      <w:pPr>
-        <w:ind w:left="360"/>
-        <w:rPr>
-          <w:rFonts w:ascii="Times New Roman" w:hAnsi="Times New Roman" w:cs="Times New Roman"/>
-          <w:sz w:val="28"/>
-          <w:szCs w:val="28"/>
-          <w:lang w:val="en-US"/>
-        </w:rPr>
-      </w:pPr>
-      <w:r>
-        <w:rPr>
-          <w:rFonts w:ascii="Times New Roman" w:hAnsi="Times New Roman" w:cs="Times New Roman"/>
-          <w:sz w:val="28"/>
-          <w:szCs w:val="28"/>
-          <w:lang w:val="en-US"/>
-        </w:rPr>
-        <w:t>[</w:t>
-      </w:r>
-    </w:p>
-    <w:p>
-      <w:pPr>
-        <w:ind w:left="360"/>
-        <w:rPr>
-          <w:rFonts w:ascii="Times New Roman" w:hAnsi="Times New Roman" w:cs="Times New Roman"/>
-          <w:sz w:val="28"/>
-          <w:szCs w:val="28"/>
-          <w:lang w:val="en-US"/>
-        </w:rPr>
-      </w:pPr>
-      <w:r>
-        <w:rPr>
-          <w:rFonts w:ascii="Times New Roman" w:hAnsi="Times New Roman" w:cs="Times New Roman"/>
-          <w:sz w:val="28"/>
-          <w:szCs w:val="28"/>
-          <w:lang w:val="en-US"/>
-        </w:rPr>
-        <w:t>{</w:t>
-      </w:r>
-    </w:p>
-    <w:p>
-      <w:pPr>
-        <w:ind w:left="360"/>
-        <w:rPr>
-          <w:rFonts w:ascii="Times New Roman" w:hAnsi="Times New Roman" w:cs="Times New Roman"/>
-          <w:sz w:val="28"/>
-          <w:szCs w:val="28"/>
-          <w:lang w:val="en-US"/>
-        </w:rPr>
-      </w:pPr>
-      <w:r>
-        <w:rPr>
-          <w:rFonts w:ascii="Times New Roman" w:hAnsi="Times New Roman" w:cs="Times New Roman"/>
-          <w:sz w:val="28"/>
-          <w:szCs w:val="28"/>
-          <w:lang w:val="en-US"/>
-        </w:rPr>
-        <w:t>"manufacturerName": "Teledyne e2v",</w:t>
-      </w:r>
-    </w:p>
-    <w:p>
-      <w:pPr>
-        <w:ind w:left="360"/>
-        <w:rPr>
-          <w:rFonts w:ascii="Times New Roman" w:hAnsi="Times New Roman" w:cs="Times New Roman"/>
-          <w:sz w:val="28"/>
-          <w:szCs w:val="28"/>
-          <w:lang w:val="en-US"/>
-        </w:rPr>
-      </w:pPr>
-      <w:r>
-        <w:rPr>
-          <w:rFonts w:ascii="Times New Roman" w:hAnsi="Times New Roman" w:cs="Times New Roman"/>
-          <w:sz w:val="28"/>
-          <w:szCs w:val="28"/>
-          <w:lang w:val="en-US"/>
-        </w:rPr>
-        <w:t>"bitDepthValue": "64"</w:t>
-      </w:r>
-    </w:p>
-    <w:p>
-      <w:pPr>
-        <w:ind w:left="360"/>
-        <w:rPr>
-          <w:rFonts w:ascii="Times New Roman" w:hAnsi="Times New Roman" w:cs="Times New Roman"/>
-          <w:sz w:val="28"/>
-          <w:szCs w:val="28"/>
-          <w:lang w:val="en-US"/>
-        </w:rPr>
-      </w:pPr>
-      <w:r>
-        <w:rPr>
-          <w:rFonts w:ascii="Times New Roman" w:hAnsi="Times New Roman" w:cs="Times New Roman"/>
-          <w:sz w:val="28"/>
-          <w:szCs w:val="28"/>
-          <w:lang w:val="en-US"/>
-        </w:rPr>
-        <w:lastRenderedPageBreak/>
-        <w:t xml:space="preserve">}, </w:t>
-      </w:r>
-    </w:p>
-    <w:p>
-      <w:pPr>
-        <w:ind w:left="360"/>
-        <w:rPr>
-          <w:rFonts w:ascii="Times New Roman" w:hAnsi="Times New Roman" w:cs="Times New Roman"/>
-          <w:sz w:val="28"/>
-          <w:szCs w:val="28"/>
-          <w:lang w:val="en-US"/>
-        </w:rPr>
-      </w:pPr>
-      <w:r>
-        <w:rPr>
-          <w:rFonts w:ascii="Times New Roman" w:hAnsi="Times New Roman" w:cs="Times New Roman"/>
-          <w:sz w:val="28"/>
-          <w:szCs w:val="28"/>
-          <w:lang w:val="en-US"/>
-        </w:rPr>
-        <w:t xml:space="preserve">{ </w:t>
-      </w:r>
-    </w:p>
-    <w:p>
-      <w:pPr>
-        <w:ind w:left="360"/>
-        <w:rPr>
-          <w:rFonts w:ascii="Times New Roman" w:hAnsi="Times New Roman" w:cs="Times New Roman"/>
-          <w:sz w:val="28"/>
-          <w:szCs w:val="28"/>
-          <w:lang w:val="en-US"/>
-        </w:rPr>
-      </w:pPr>
-      <w:r>
-        <w:rPr>
-          <w:rFonts w:ascii="Times New Roman" w:hAnsi="Times New Roman" w:cs="Times New Roman"/>
-          <w:sz w:val="28"/>
-          <w:szCs w:val="28"/>
-          <w:lang w:val="en-US"/>
-        </w:rPr>
-        <w:t>"manufacturerName": "Teledyne e2v",</w:t>
-      </w:r>
-    </w:p>
-    <w:p>
-      <w:pPr>
-        <w:ind w:left="360"/>
-        <w:rPr>
-          <w:rFonts w:ascii="Times New Roman" w:hAnsi="Times New Roman" w:cs="Times New Roman"/>
-          <w:sz w:val="28"/>
-          <w:szCs w:val="28"/>
-          <w:lang w:val="en-US"/>
-        </w:rPr>
-      </w:pPr>
-      <w:r>
-        <w:rPr>
-          <w:rFonts w:ascii="Times New Roman" w:hAnsi="Times New Roman" w:cs="Times New Roman"/>
-          <w:sz w:val="28"/>
-          <w:szCs w:val="28"/>
-          <w:lang w:val="en-US"/>
-        </w:rPr>
-        <w:t>"bitDepthValue": "32"</w:t>
-      </w:r>
-    </w:p>
-    <w:p>
-      <w:pPr>
-        <w:ind w:left="360"/>
-        <w:rPr>
-          <w:rFonts w:ascii="Times New Roman" w:hAnsi="Times New Roman" w:cs="Times New Roman"/>
-          <w:sz w:val="28"/>
-          <w:szCs w:val="28"/>
-          <w:lang w:val="en-US"/>
-        </w:rPr>
-      </w:pPr>
-      <w:r>
-        <w:rPr>
-          <w:rFonts w:ascii="Times New Roman" w:hAnsi="Times New Roman" w:cs="Times New Roman"/>
-          <w:sz w:val="28"/>
-          <w:szCs w:val="28"/>
-          <w:lang w:val="en-US"/>
-        </w:rPr>
-        <w:t xml:space="preserve">}, </w:t>
-      </w:r>
-    </w:p>
-    <w:p>
-      <w:pPr>
-        <w:ind w:left="360"/>
-        <w:rPr>
-          <w:rFonts w:ascii="Times New Roman" w:hAnsi="Times New Roman" w:cs="Times New Roman"/>
-          <w:sz w:val="28"/>
-          <w:szCs w:val="28"/>
-          <w:lang w:val="en-US"/>
-        </w:rPr>
-      </w:pPr>
-      <w:r>
-        <w:rPr>
-          <w:rFonts w:ascii="Times New Roman" w:hAnsi="Times New Roman" w:cs="Times New Roman"/>
-          <w:sz w:val="28"/>
-          <w:szCs w:val="28"/>
-          <w:lang w:val="en-US"/>
-        </w:rPr>
-        <w:t xml:space="preserve">{ </w:t>
-      </w:r>
-    </w:p>
-    <w:p>
-      <w:pPr>
-        <w:ind w:left="360"/>
-        <w:rPr>
-          <w:rFonts w:ascii="Times New Roman" w:hAnsi="Times New Roman" w:cs="Times New Roman"/>
-          <w:sz w:val="28"/>
-          <w:szCs w:val="28"/>
-          <w:lang w:val="en-US"/>
-        </w:rPr>
-      </w:pPr>
-      <w:r>
-        <w:rPr>
-          <w:rFonts w:ascii="Times New Roman" w:hAnsi="Times New Roman" w:cs="Times New Roman"/>
-          <w:sz w:val="28"/>
-          <w:szCs w:val="28"/>
-          <w:lang w:val="en-US"/>
-        </w:rPr>
-        <w:t>"manufacturerName": "Teledyn</w:t>
-      </w:r>
-      <w:r>
-        <w:rPr>
-          <w:rFonts w:ascii="Times New Roman" w:hAnsi="Times New Roman" w:cs="Times New Roman"/>
-          <w:sz w:val="28"/>
-          <w:szCs w:val="28"/>
-          <w:lang w:val="en-US"/>
-        </w:rPr>
-        <w:t>e e2v",</w:t>
-      </w:r>
-    </w:p>
-    <w:p>
-      <w:pPr>
-        <w:ind w:left="360"/>
-        <w:rPr>
-          <w:rFonts w:ascii="Times New Roman" w:hAnsi="Times New Roman" w:cs="Times New Roman"/>
-          <w:sz w:val="28"/>
-          <w:szCs w:val="28"/>
-          <w:lang w:val="en-US"/>
-        </w:rPr>
-      </w:pPr>
-      <w:r>
-        <w:rPr>
-          <w:rFonts w:ascii="Times New Roman" w:hAnsi="Times New Roman" w:cs="Times New Roman"/>
-          <w:sz w:val="28"/>
-          <w:szCs w:val="28"/>
-          <w:lang w:val="en-US"/>
-        </w:rPr>
-        <w:t>"bitDepthValue": "12"</w:t>
-      </w:r>
-    </w:p>
-    <w:p>
-      <w:pPr>
-        <w:ind w:left="360"/>
-        <w:rPr>
-          <w:rFonts w:ascii="Times New Roman" w:hAnsi="Times New Roman" w:cs="Times New Roman"/>
-          <w:sz w:val="28"/>
-          <w:szCs w:val="28"/>
-          <w:lang w:val="en-US"/>
-        </w:rPr>
-      </w:pPr>
-      <w:r>
-        <w:rPr>
-          <w:rFonts w:ascii="Times New Roman" w:hAnsi="Times New Roman" w:cs="Times New Roman"/>
-          <w:sz w:val="28"/>
-          <w:szCs w:val="28"/>
-          <w:lang w:val="en-US"/>
-        </w:rPr>
-        <w:t xml:space="preserve"> }</w:t>
-      </w:r>
-    </w:p>
-    <w:p>
-      <w:pPr>
-        <w:ind w:left="360"/>
-        <w:rPr>
-          <w:rFonts w:ascii="Times New Roman" w:hAnsi="Times New Roman" w:cs="Times New Roman"/>
-          <w:sz w:val="28"/>
-          <w:szCs w:val="28"/>
-          <w:lang w:val="en-US"/>
-        </w:rPr>
-      </w:pPr>
-      <w:r>
-        <w:rPr>
-          <w:rFonts w:ascii="Times New Roman" w:hAnsi="Times New Roman" w:cs="Times New Roman"/>
-          <w:sz w:val="28"/>
-          <w:szCs w:val="28"/>
-          <w:lang w:val="en-US"/>
-        </w:rPr>
-        <w:t>,</w:t>
-      </w:r>
-      <w:r>
-        <w:rPr>
-          <w:rFonts w:ascii="Times New Roman" w:hAnsi="Times New Roman" w:cs="Times New Roman"/>
-          <w:sz w:val="28"/>
-          <w:szCs w:val="28"/>
-          <w:lang w:val="en-US"/>
-        </w:rPr>
-        <w:t>…]</w:t>
-      </w:r>
-    </w:p>
-    <w:p>
-      <w:pPr>
-        <w:ind w:left="360"/>
-        <w:rPr>
-          <w:rFonts w:ascii="Times New Roman" w:hAnsi="Times New Roman" w:cs="Times New Roman"/>
-          <w:sz w:val="28"/>
-          <w:szCs w:val="28"/>
-          <w:lang w:val="en-US"/>
-        </w:rPr>
-      </w:pPr>
-    </w:p>
-    <w:p>
-      <w:pPr>
-        <w:pStyle w:val="a9"/>
-        <w:numPr>
-          <w:ilvl w:val="0"/>
-          <w:numId w:val="3"/>
-        </w:numPr>
-        <w:rPr>
-          <w:rFonts w:ascii="Times New Roman" w:hAnsi="Times New Roman" w:cs="Times New Roman"/>
-          <w:sz w:val="28"/>
-          <w:szCs w:val="28"/>
-          <w:lang w:val="en-US"/>
-        </w:rPr>
-      </w:pPr>
-      <w:r>
-        <w:rPr>
-          <w:rFonts w:ascii="Times New Roman" w:hAnsi="Times New Roman" w:cs="Times New Roman"/>
-          <w:color w:val="000000"/>
-          <w:sz w:val="28"/>
-          <w:szCs w:val="28"/>
-          <w:shd w:val="clear" w:color="auto" w:fill="FAFAFA"/>
-          <w:lang w:val="en-US"/>
-        </w:rPr>
-        <w:t xml:space="preserve">Get - </w:t>
-      </w:r>
-      <w:r>
-        <w:rPr>
-          <w:rFonts w:ascii="Times New Roman" w:hAnsi="Times New Roman" w:cs="Times New Roman"/>
-          <w:color w:val="000000"/>
-          <w:sz w:val="28"/>
-          <w:szCs w:val="28"/>
-          <w:shd w:val="clear" w:color="auto" w:fill="FAFAFA"/>
-          <w:lang w:val="en-US"/>
-        </w:rPr>
-        <w:t>/api/</w:t>
-      </w:r>
-      <w:r>
-        <w:rPr>
-          <w:rFonts w:ascii="Times New Roman" w:hAnsi="Times New Roman" w:cs="Times New Roman"/>
-          <w:color w:val="000000"/>
-          <w:sz w:val="28"/>
-          <w:szCs w:val="28"/>
-          <w:shd w:val="clear" w:color="auto" w:fill="FAFAFA"/>
-          <w:lang w:val="en-US"/>
-        </w:rPr>
-        <w:t>microchips</w:t>
-      </w:r>
-      <w:r>
-        <w:rPr>
-          <w:rFonts w:ascii="Times New Roman" w:hAnsi="Times New Roman" w:cs="Times New Roman"/>
-          <w:color w:val="000000"/>
-          <w:sz w:val="28"/>
-          <w:szCs w:val="28"/>
-          <w:shd w:val="clear" w:color="auto" w:fill="FAFAFA"/>
-          <w:lang w:val="en-US"/>
-        </w:rPr>
-        <w:t>/bitdepthvalue/m/{value}</w:t>
-      </w:r>
-    </w:p>
-    <w:p>
-      <w:pPr>
-        <w:ind w:left="360"/>
-        <w:rPr>
-          <w:rFonts w:ascii="Times New Roman" w:hAnsi="Times New Roman" w:cs="Times New Roman"/>
-          <w:sz w:val="28"/>
-          <w:szCs w:val="28"/>
-          <w:lang w:val="en-US"/>
-        </w:rPr>
-      </w:pPr>
-      <w:r>
-        <w:rPr>
-          <w:rFonts w:ascii="Times New Roman" w:hAnsi="Times New Roman" w:cs="Times New Roman"/>
-          <w:sz w:val="28"/>
-          <w:szCs w:val="28"/>
-        </w:rPr>
-        <w:t>Пример</w:t>
-      </w:r>
-      <w:r>
-        <w:rPr>
-          <w:rFonts w:ascii="Times New Roman" w:hAnsi="Times New Roman" w:cs="Times New Roman"/>
-          <w:sz w:val="28"/>
-          <w:szCs w:val="28"/>
-          <w:lang w:val="en-US"/>
-        </w:rPr>
-        <w:t xml:space="preserve"> </w:t>
-      </w:r>
-    </w:p>
-    <w:p>
-      <w:pPr>
-        <w:ind w:left="360"/>
-        <w:rPr>
-          <w:rFonts w:ascii="Times New Roman" w:hAnsi="Times New Roman" w:cs="Times New Roman"/>
-          <w:sz w:val="28"/>
-          <w:szCs w:val="28"/>
-          <w:lang w:val="en-US"/>
-        </w:rPr>
-      </w:pPr>
-      <w:r>
-        <w:rPr>
-          <w:rFonts w:ascii="Times New Roman" w:hAnsi="Times New Roman" w:cs="Times New Roman"/>
-          <w:color w:val="000000"/>
-          <w:sz w:val="28"/>
-          <w:szCs w:val="28"/>
-          <w:shd w:val="clear" w:color="auto" w:fill="FAFAFA"/>
-          <w:lang w:val="en-US"/>
-        </w:rPr>
-        <w:t>/</w:t>
-      </w:r>
-      <w:r>
-        <w:rPr>
-          <w:rFonts w:ascii="Times New Roman" w:hAnsi="Times New Roman" w:cs="Times New Roman"/>
-          <w:color w:val="000000"/>
-          <w:sz w:val="28"/>
-          <w:szCs w:val="28"/>
-          <w:shd w:val="clear" w:color="auto" w:fill="FAFAFA"/>
-          <w:lang w:val="en-US"/>
-        </w:rPr>
-        <w:t>api</w:t>
-      </w:r>
-      <w:r>
-        <w:rPr>
-          <w:rFonts w:ascii="Times New Roman" w:hAnsi="Times New Roman" w:cs="Times New Roman"/>
-          <w:color w:val="000000"/>
-          <w:sz w:val="28"/>
-          <w:szCs w:val="28"/>
-          <w:shd w:val="clear" w:color="auto" w:fill="FAFAFA"/>
-          <w:lang w:val="en-US"/>
-        </w:rPr>
-        <w:t>/</w:t>
-      </w:r>
-      <w:r>
-        <w:rPr>
-          <w:rFonts w:ascii="Times New Roman" w:hAnsi="Times New Roman" w:cs="Times New Roman"/>
-          <w:color w:val="000000"/>
-          <w:sz w:val="28"/>
-          <w:szCs w:val="28"/>
-          <w:shd w:val="clear" w:color="auto" w:fill="FAFAFA"/>
-          <w:lang w:val="en-US"/>
-        </w:rPr>
-        <w:t>microchips</w:t>
-      </w:r>
-      <w:r>
-        <w:rPr>
-          <w:rFonts w:ascii="Times New Roman" w:hAnsi="Times New Roman" w:cs="Times New Roman"/>
-          <w:color w:val="000000"/>
-          <w:sz w:val="28"/>
-          <w:szCs w:val="28"/>
-          <w:shd w:val="clear" w:color="auto" w:fill="FAFAFA"/>
-          <w:lang w:val="en-US"/>
-        </w:rPr>
-        <w:t>/</w:t>
-      </w:r>
-      <w:r>
-        <w:rPr>
-          <w:rFonts w:ascii="Times New Roman" w:hAnsi="Times New Roman" w:cs="Times New Roman"/>
-          <w:color w:val="000000"/>
-          <w:sz w:val="28"/>
-          <w:szCs w:val="28"/>
-          <w:shd w:val="clear" w:color="auto" w:fill="FAFAFA"/>
-          <w:lang w:val="en-US"/>
-        </w:rPr>
-        <w:t>bitdepthvalue</w:t>
-      </w:r>
-      <w:r>
-        <w:rPr>
-          <w:rFonts w:ascii="Times New Roman" w:hAnsi="Times New Roman" w:cs="Times New Roman"/>
-          <w:color w:val="000000"/>
-          <w:sz w:val="28"/>
-          <w:szCs w:val="28"/>
-          <w:shd w:val="clear" w:color="auto" w:fill="FAFAFA"/>
-          <w:lang w:val="en-US"/>
-        </w:rPr>
-        <w:t>/</w:t>
-      </w:r>
-      <w:r>
-        <w:rPr>
-          <w:rFonts w:ascii="Times New Roman" w:hAnsi="Times New Roman" w:cs="Times New Roman"/>
-          <w:color w:val="000000"/>
-          <w:sz w:val="28"/>
-          <w:szCs w:val="28"/>
-          <w:shd w:val="clear" w:color="auto" w:fill="FAFAFA"/>
-          <w:lang w:val="en-US"/>
-        </w:rPr>
-        <w:t>b</w:t>
-      </w:r>
-      <w:r>
-        <w:rPr>
-          <w:rFonts w:ascii="Times New Roman" w:hAnsi="Times New Roman" w:cs="Times New Roman"/>
-          <w:color w:val="000000"/>
-          <w:sz w:val="28"/>
-          <w:szCs w:val="28"/>
-          <w:shd w:val="clear" w:color="auto" w:fill="FAFAFA"/>
-          <w:lang w:val="en-US"/>
-        </w:rPr>
-        <w:t>/</w:t>
-      </w:r>
-      <w:r>
-        <w:rPr>
-          <w:rFonts w:ascii="Times New Roman" w:hAnsi="Times New Roman" w:cs="Times New Roman"/>
-          <w:color w:val="000000"/>
-          <w:sz w:val="28"/>
-          <w:szCs w:val="28"/>
-          <w:shd w:val="clear" w:color="auto" w:fill="FAFAFA"/>
-          <w:lang w:val="en-US"/>
-        </w:rPr>
-        <w:t>Teledyne</w:t>
-      </w:r>
-      <w:r>
-        <w:rPr>
-          <w:rFonts w:ascii="Times New Roman" w:hAnsi="Times New Roman" w:cs="Times New Roman"/>
-          <w:color w:val="000000"/>
-          <w:sz w:val="28"/>
-          <w:szCs w:val="28"/>
-          <w:shd w:val="clear" w:color="auto" w:fill="FAFAFA"/>
-          <w:lang w:val="en-US"/>
-        </w:rPr>
-        <w:t>%20</w:t>
-      </w:r>
-      <w:r>
-        <w:rPr>
-          <w:rFonts w:ascii="Times New Roman" w:hAnsi="Times New Roman" w:cs="Times New Roman"/>
-          <w:color w:val="000000"/>
-          <w:sz w:val="28"/>
-          <w:szCs w:val="28"/>
-          <w:shd w:val="clear" w:color="auto" w:fill="FAFAFA"/>
-          <w:lang w:val="en-US"/>
-        </w:rPr>
-        <w:t>e</w:t>
-      </w:r>
-      <w:r>
-        <w:rPr>
-          <w:rFonts w:ascii="Times New Roman" w:hAnsi="Times New Roman" w:cs="Times New Roman"/>
-          <w:color w:val="000000"/>
-          <w:sz w:val="28"/>
-          <w:szCs w:val="28"/>
-          <w:shd w:val="clear" w:color="auto" w:fill="FAFAFA"/>
-          <w:lang w:val="en-US"/>
-        </w:rPr>
-        <w:t>2</w:t>
-      </w:r>
-      <w:r>
-        <w:rPr>
-          <w:rFonts w:ascii="Times New Roman" w:hAnsi="Times New Roman" w:cs="Times New Roman"/>
-          <w:color w:val="000000"/>
-          <w:sz w:val="28"/>
-          <w:szCs w:val="28"/>
-          <w:shd w:val="clear" w:color="auto" w:fill="FAFAFA"/>
-          <w:lang w:val="en-US"/>
-        </w:rPr>
-        <w:t>v</w:t>
-      </w:r>
-      <w:r>
-        <w:rPr>
-          <w:rFonts w:ascii="Times New Roman" w:hAnsi="Times New Roman" w:cs="Times New Roman"/>
-          <w:color w:val="000000"/>
-          <w:sz w:val="28"/>
-          <w:szCs w:val="28"/>
-          <w:shd w:val="clear" w:color="auto" w:fill="FAFAFA"/>
-          <w:lang w:val="en-US"/>
-        </w:rPr>
-        <w:t xml:space="preserve"> – </w:t>
-      </w:r>
-      <w:r>
-        <w:rPr>
-          <w:rFonts w:ascii="Times New Roman" w:hAnsi="Times New Roman" w:cs="Times New Roman"/>
-          <w:color w:val="000000"/>
-          <w:sz w:val="28"/>
-          <w:szCs w:val="28"/>
-          <w:shd w:val="clear" w:color="auto" w:fill="FAFAFA"/>
-        </w:rPr>
-        <w:t>выдает</w:t>
-      </w:r>
-      <w:r>
-        <w:rPr>
-          <w:rFonts w:ascii="Times New Roman" w:hAnsi="Times New Roman" w:cs="Times New Roman"/>
-          <w:color w:val="000000"/>
-          <w:sz w:val="28"/>
-          <w:szCs w:val="28"/>
-          <w:shd w:val="clear" w:color="auto" w:fill="FAFAFA"/>
-          <w:lang w:val="en-US"/>
-        </w:rPr>
-        <w:t xml:space="preserve"> </w:t>
-      </w:r>
-      <w:r>
-        <w:rPr>
-          <w:rFonts w:ascii="Times New Roman" w:hAnsi="Times New Roman" w:cs="Times New Roman"/>
-          <w:color w:val="000000"/>
-          <w:sz w:val="28"/>
-          <w:szCs w:val="28"/>
-          <w:shd w:val="clear" w:color="auto" w:fill="FAFAFA"/>
-        </w:rPr>
-        <w:t>все</w:t>
-      </w:r>
-      <w:r>
-        <w:rPr>
-          <w:rFonts w:ascii="Times New Roman" w:hAnsi="Times New Roman" w:cs="Times New Roman"/>
-          <w:color w:val="000000"/>
-          <w:sz w:val="28"/>
-          <w:szCs w:val="28"/>
-          <w:shd w:val="clear" w:color="auto" w:fill="FAFAFA"/>
-          <w:lang w:val="en-US"/>
-        </w:rPr>
-        <w:t xml:space="preserve"> </w:t>
-      </w:r>
-      <w:r>
-        <w:rPr>
-          <w:rFonts w:ascii="Times New Roman" w:hAnsi="Times New Roman" w:cs="Times New Roman"/>
-          <w:color w:val="000000"/>
-          <w:sz w:val="28"/>
-          <w:szCs w:val="28"/>
-          <w:shd w:val="clear" w:color="auto" w:fill="FAFAFA"/>
-        </w:rPr>
-        <w:t>записи</w:t>
-      </w:r>
-      <w:r>
-        <w:rPr>
-          <w:rFonts w:ascii="Times New Roman" w:hAnsi="Times New Roman" w:cs="Times New Roman"/>
-          <w:color w:val="000000"/>
-          <w:sz w:val="28"/>
-          <w:szCs w:val="28"/>
-          <w:shd w:val="clear" w:color="auto" w:fill="FAFAFA"/>
-          <w:lang w:val="en-US"/>
-        </w:rPr>
-        <w:t xml:space="preserve"> </w:t>
-      </w:r>
-      <w:r>
-        <w:rPr>
-          <w:rFonts w:ascii="Times New Roman" w:hAnsi="Times New Roman" w:cs="Times New Roman"/>
-          <w:color w:val="000000"/>
-          <w:sz w:val="28"/>
-          <w:szCs w:val="28"/>
-          <w:shd w:val="clear" w:color="auto" w:fill="FAFAFA"/>
-        </w:rPr>
-        <w:t>с</w:t>
-      </w:r>
-      <w:r>
-        <w:rPr>
-          <w:rFonts w:ascii="Times New Roman" w:hAnsi="Times New Roman" w:cs="Times New Roman"/>
-          <w:color w:val="000000"/>
-          <w:sz w:val="28"/>
-          <w:szCs w:val="28"/>
-          <w:shd w:val="clear" w:color="auto" w:fill="FAFAFA"/>
-          <w:lang w:val="en-US"/>
-        </w:rPr>
-        <w:t xml:space="preserve"> </w:t>
-      </w:r>
-      <w:r>
-        <w:rPr>
-          <w:rFonts w:ascii="Times New Roman" w:hAnsi="Times New Roman" w:cs="Times New Roman"/>
-          <w:color w:val="000000"/>
-          <w:sz w:val="28"/>
-          <w:szCs w:val="28"/>
-          <w:shd w:val="clear" w:color="auto" w:fill="FAFAFA"/>
-        </w:rPr>
-        <w:t>производителя</w:t>
-      </w:r>
-      <w:r>
-        <w:rPr>
-          <w:rFonts w:ascii="Times New Roman" w:hAnsi="Times New Roman" w:cs="Times New Roman"/>
-          <w:color w:val="000000"/>
-          <w:sz w:val="28"/>
-          <w:szCs w:val="28"/>
-          <w:shd w:val="clear" w:color="auto" w:fill="FAFAFA"/>
-          <w:lang w:val="en-US"/>
-        </w:rPr>
-        <w:t xml:space="preserve"> </w:t>
-      </w:r>
-      <w:r>
-        <w:rPr>
-          <w:rFonts w:ascii="Times New Roman" w:hAnsi="Times New Roman" w:cs="Times New Roman"/>
-          <w:color w:val="000000"/>
-          <w:sz w:val="28"/>
-          <w:szCs w:val="28"/>
-          <w:shd w:val="clear" w:color="auto" w:fill="FAFAFA"/>
-          <w:lang w:val="en-US"/>
-        </w:rPr>
-        <w:t>Teledyne</w:t>
-      </w:r>
-      <w:r>
-        <w:rPr>
-          <w:rFonts w:ascii="Times New Roman" w:hAnsi="Times New Roman" w:cs="Times New Roman"/>
-          <w:color w:val="000000"/>
-          <w:sz w:val="28"/>
-          <w:szCs w:val="28"/>
-          <w:shd w:val="clear" w:color="auto" w:fill="FAFAFA"/>
-          <w:lang w:val="en-US"/>
-        </w:rPr>
-        <w:t xml:space="preserve"> </w:t>
-      </w:r>
-      <w:r>
-        <w:rPr>
-          <w:rFonts w:ascii="Times New Roman" w:hAnsi="Times New Roman" w:cs="Times New Roman"/>
-          <w:color w:val="000000"/>
-          <w:sz w:val="28"/>
-          <w:szCs w:val="28"/>
-          <w:shd w:val="clear" w:color="auto" w:fill="FAFAFA"/>
-          <w:lang w:val="en-US"/>
-        </w:rPr>
-        <w:t>e</w:t>
-      </w:r>
-      <w:r>
-        <w:rPr>
-          <w:rFonts w:ascii="Times New Roman" w:hAnsi="Times New Roman" w:cs="Times New Roman"/>
-          <w:color w:val="000000"/>
-          <w:sz w:val="28"/>
-          <w:szCs w:val="28"/>
-          <w:shd w:val="clear" w:color="auto" w:fill="FAFAFA"/>
-          <w:lang w:val="en-US"/>
-        </w:rPr>
-        <w:t>2</w:t>
-      </w:r>
-      <w:r>
-        <w:rPr>
-          <w:rFonts w:ascii="Times New Roman" w:hAnsi="Times New Roman" w:cs="Times New Roman"/>
-          <w:color w:val="000000"/>
-          <w:sz w:val="28"/>
-          <w:szCs w:val="28"/>
-          <w:shd w:val="clear" w:color="auto" w:fill="FAFAFA"/>
-          <w:lang w:val="en-US"/>
-        </w:rPr>
-        <w:t>v</w:t>
-      </w:r>
-    </w:p>
-    <w:p>
-      <w:pPr>
-        <w:ind w:left="360"/>
-        <w:rPr>
-          <w:rFonts w:ascii="Times New Roman" w:hAnsi="Times New Roman" w:cs="Times New Roman"/>
-          <w:sz w:val="28"/>
-          <w:szCs w:val="28"/>
-          <w:lang w:val="en-US"/>
-        </w:rPr>
-      </w:pPr>
-      <w:r>
-        <w:rPr>
-          <w:rFonts w:ascii="Times New Roman" w:hAnsi="Times New Roman" w:cs="Times New Roman"/>
-          <w:sz w:val="28"/>
-          <w:szCs w:val="28"/>
-          <w:lang w:val="en-US"/>
-        </w:rPr>
-        <w:t>Response</w:t>
-      </w:r>
-      <w:r>
-        <w:rPr>
-          <w:rFonts w:ascii="Times New Roman" w:hAnsi="Times New Roman" w:cs="Times New Roman"/>
-          <w:sz w:val="28"/>
-          <w:szCs w:val="28"/>
-          <w:lang w:val="en-US"/>
-        </w:rPr>
-        <w:t xml:space="preserve"> headers: </w:t>
-      </w:r>
-    </w:p>
-    <w:p>
-      <w:pPr>
-        <w:pStyle w:val="a9"/>
-        <w:numPr>
-          <w:ilvl w:val="0"/>
-          <w:numId w:val="4"/>
-        </w:numPr>
-        <w:rPr>
-          <w:rFonts w:ascii="Times New Roman" w:hAnsi="Times New Roman" w:cs="Times New Roman"/>
-          <w:sz w:val="28"/>
-          <w:szCs w:val="28"/>
-          <w:lang w:val="en-US"/>
-        </w:rPr>
-      </w:pPr>
-      <w:r>
-        <w:rPr>
-          <w:rFonts w:ascii="Times New Roman" w:hAnsi="Times New Roman" w:cs="Times New Roman"/>
-          <w:sz w:val="28"/>
-          <w:szCs w:val="28"/>
-          <w:lang w:val="en-US"/>
-        </w:rPr>
-        <w:t>Content-type: application/json</w:t>
-      </w:r>
-    </w:p>
-    <w:p>
-      <w:pPr>
-        <w:pStyle w:val="a9"/>
-        <w:numPr>
-          <w:ilvl w:val="0"/>
-          <w:numId w:val="4"/>
-        </w:numPr>
-        <w:rPr>
-          <w:rFonts w:ascii="Times New Roman" w:hAnsi="Times New Roman" w:cs="Times New Roman"/>
-          <w:sz w:val="28"/>
-          <w:szCs w:val="28"/>
-          <w:lang w:val="en-US"/>
-        </w:rPr>
-      </w:pPr>
-      <w:r>
-        <w:rPr>
-          <w:rFonts w:ascii="Times New Roman" w:hAnsi="Times New Roman" w:cs="Times New Roman"/>
-          <w:sz w:val="28"/>
-          <w:szCs w:val="28"/>
-          <w:lang w:val="en-US"/>
-        </w:rPr>
-        <w:t>Charset=utf-8</w:t>
-      </w:r>
-    </w:p>
-    <w:p>
-      <w:pPr>
-        <w:pStyle w:val="a9"/>
-        <w:numPr>
-          <w:ilvl w:val="0"/>
-          <w:numId w:val="4"/>
-        </w:numPr>
-        <w:rPr>
-          <w:rFonts w:ascii="Times New Roman" w:hAnsi="Times New Roman" w:cs="Times New Roman"/>
-          <w:sz w:val="28"/>
-          <w:szCs w:val="28"/>
-        </w:rPr>
-      </w:pPr>
-      <w:r>
-        <w:rPr>
-          <w:rFonts w:ascii="Times New Roman" w:hAnsi="Times New Roman" w:cs="Times New Roman"/>
-          <w:sz w:val="28"/>
-          <w:szCs w:val="28"/>
-          <w:lang w:val="en-US"/>
-        </w:rPr>
-        <w:t>Date</w:t>
-      </w:r>
-      <w:r>
-        <w:rPr>
-          <w:rFonts w:ascii="Times New Roman" w:hAnsi="Times New Roman" w:cs="Times New Roman"/>
-          <w:sz w:val="28"/>
-          <w:szCs w:val="28"/>
-        </w:rPr>
-        <w:t xml:space="preserve">: </w:t>
-      </w:r>
-      <w:r>
-        <w:rPr>
-          <w:rFonts w:ascii="Times New Roman" w:hAnsi="Times New Roman" w:cs="Times New Roman"/>
-          <w:sz w:val="28"/>
-          <w:szCs w:val="28"/>
-        </w:rPr>
-        <w:t>время</w:t>
-      </w:r>
-      <w:r>
-        <w:rPr>
-          <w:rFonts w:ascii="Times New Roman" w:hAnsi="Times New Roman" w:cs="Times New Roman"/>
-          <w:sz w:val="28"/>
-          <w:szCs w:val="28"/>
-        </w:rPr>
-        <w:t xml:space="preserve"> </w:t>
-      </w:r>
-      <w:r>
-        <w:rPr>
-          <w:rFonts w:ascii="Times New Roman" w:hAnsi="Times New Roman" w:cs="Times New Roman"/>
-          <w:sz w:val="28"/>
-          <w:szCs w:val="28"/>
-        </w:rPr>
-        <w:t xml:space="preserve">и дата </w:t>
-      </w:r>
-    </w:p>
-    <w:p>
-      <w:pPr>
-        <w:pStyle w:val="a9"/>
-        <w:numPr>
-          <w:ilvl w:val="0"/>
-          <w:numId w:val="4"/>
-        </w:numPr>
-        <w:rPr>
-          <w:rFonts w:ascii="Times New Roman" w:hAnsi="Times New Roman" w:cs="Times New Roman"/>
-          <w:sz w:val="28"/>
-          <w:szCs w:val="28"/>
-        </w:rPr>
-      </w:pPr>
-      <w:r>
-        <w:rPr>
-          <w:rFonts w:ascii="Times New Roman" w:hAnsi="Times New Roman" w:cs="Times New Roman"/>
-          <w:sz w:val="28"/>
-          <w:szCs w:val="28"/>
-          <w:lang w:val="en-US"/>
-        </w:rPr>
-        <w:t>Server: Kertel</w:t>
-      </w:r>
-    </w:p>
-    <w:p>
-      <w:pPr>
-        <w:pStyle w:val="a9"/>
-        <w:numPr>
-          <w:ilvl w:val="0"/>
-          <w:numId w:val="4"/>
-        </w:numPr>
-        <w:rPr>
-          <w:rFonts w:ascii="Times New Roman" w:hAnsi="Times New Roman" w:cs="Times New Roman"/>
-          <w:sz w:val="28"/>
-          <w:szCs w:val="28"/>
-        </w:rPr>
-      </w:pPr>
-      <w:r>
-        <w:rPr>
-          <w:rFonts w:ascii="Times New Roman" w:hAnsi="Times New Roman" w:cs="Times New Roman"/>
-          <w:sz w:val="28"/>
-          <w:szCs w:val="28"/>
-          <w:lang w:val="en-US"/>
-        </w:rPr>
-        <w:t>Transfer-encoding: chunked</w:t>
-      </w:r>
-    </w:p>
-    <w:p>
-      <w:pPr>
-        <w:ind w:left="360"/>
-        <w:rPr>
-          <w:rFonts w:ascii="Times New Roman" w:hAnsi="Times New Roman" w:cs="Times New Roman"/>
-          <w:sz w:val="28"/>
-          <w:szCs w:val="28"/>
-          <w:lang w:val="en-US"/>
-        </w:rPr>
-      </w:pPr>
-      <w:r>
-        <w:rPr>
-          <w:rFonts w:ascii="Times New Roman" w:hAnsi="Times New Roman" w:cs="Times New Roman"/>
-          <w:sz w:val="28"/>
-          <w:szCs w:val="28"/>
-          <w:lang w:val="en-US"/>
-        </w:rPr>
-        <w:t>Response</w:t>
-      </w:r>
-      <w:r>
-        <w:rPr>
-          <w:rFonts w:ascii="Times New Roman" w:hAnsi="Times New Roman" w:cs="Times New Roman"/>
-          <w:sz w:val="28"/>
-          <w:szCs w:val="28"/>
-          <w:lang w:val="en-US"/>
-        </w:rPr>
-        <w:t xml:space="preserve"> body: </w:t>
-      </w:r>
-    </w:p>
-    <w:p>
-      <w:pPr>
-        <w:ind w:left="360"/>
-        <w:rPr>
-          <w:rFonts w:ascii="Times New Roman" w:hAnsi="Times New Roman" w:cs="Times New Roman"/>
-          <w:sz w:val="28"/>
-          <w:szCs w:val="28"/>
-          <w:lang w:val="en-US"/>
-        </w:rPr>
-      </w:pPr>
-      <w:r>
-        <w:rPr>
-          <w:rFonts w:ascii="Times New Roman" w:hAnsi="Times New Roman" w:cs="Times New Roman"/>
-          <w:sz w:val="28"/>
-          <w:szCs w:val="28"/>
-          <w:lang w:val="en-US"/>
-        </w:rPr>
-        <w:t>[</w:t>
-      </w:r>
-    </w:p>
-    <w:p>
-      <w:pPr>
-        <w:ind w:left="360"/>
-        <w:rPr>
-          <w:rFonts w:ascii="Times New Roman" w:hAnsi="Times New Roman" w:cs="Times New Roman"/>
-          <w:sz w:val="28"/>
-          <w:szCs w:val="28"/>
-          <w:lang w:val="en-US"/>
-        </w:rPr>
-      </w:pPr>
-      <w:r>
-        <w:rPr>
-          <w:rFonts w:ascii="Times New Roman" w:hAnsi="Times New Roman" w:cs="Times New Roman"/>
-          <w:sz w:val="28"/>
-          <w:szCs w:val="28"/>
-          <w:lang w:val="en-US"/>
-        </w:rPr>
-        <w:t>{</w:t>
-      </w:r>
-    </w:p>
-    <w:p>
-      <w:pPr>
-        <w:ind w:left="360"/>
-        <w:rPr>
-          <w:rFonts w:ascii="Times New Roman" w:hAnsi="Times New Roman" w:cs="Times New Roman"/>
-          <w:sz w:val="28"/>
-          <w:szCs w:val="28"/>
-          <w:lang w:val="en-US"/>
-        </w:rPr>
-      </w:pPr>
-      <w:r>
-        <w:rPr>
-          <w:rFonts w:ascii="Times New Roman" w:hAnsi="Times New Roman" w:cs="Times New Roman"/>
-          <w:sz w:val="28"/>
-          <w:szCs w:val="28"/>
-          <w:lang w:val="en-US"/>
-        </w:rPr>
-        <w:t>"manufacturerName": "Teledyne e2v",</w:t>
-      </w:r>
-    </w:p>
-    <w:p>
-      <w:pPr>
-        <w:ind w:left="360"/>
-        <w:rPr>
-          <w:rFonts w:ascii="Times New Roman" w:hAnsi="Times New Roman" w:cs="Times New Roman"/>
-          <w:sz w:val="28"/>
-          <w:szCs w:val="28"/>
-          <w:lang w:val="en-US"/>
-        </w:rPr>
-      </w:pPr>
-      <w:r>
-        <w:rPr>
-          <w:rFonts w:ascii="Times New Roman" w:hAnsi="Times New Roman" w:cs="Times New Roman"/>
-          <w:sz w:val="28"/>
-          <w:szCs w:val="28"/>
-          <w:lang w:val="en-US"/>
-        </w:rPr>
-        <w:t>"bitDepthValue": "64"</w:t>
-      </w:r>
-    </w:p>
-    <w:p>
-      <w:pPr>
-        <w:ind w:left="360"/>
-        <w:rPr>
-          <w:rFonts w:ascii="Times New Roman" w:hAnsi="Times New Roman" w:cs="Times New Roman"/>
-          <w:sz w:val="28"/>
-          <w:szCs w:val="28"/>
-          <w:lang w:val="en-US"/>
-        </w:rPr>
-      </w:pPr>
-      <w:r>
-        <w:rPr>
-          <w:rFonts w:ascii="Times New Roman" w:hAnsi="Times New Roman" w:cs="Times New Roman"/>
-          <w:sz w:val="28"/>
-          <w:szCs w:val="28"/>
-          <w:lang w:val="en-US"/>
-        </w:rPr>
-        <w:t xml:space="preserve">}, </w:t>
-      </w:r>
-    </w:p>
-    <w:p>
-      <w:pPr>
-        <w:ind w:left="360"/>
-        <w:rPr>
-          <w:rFonts w:ascii="Times New Roman" w:hAnsi="Times New Roman" w:cs="Times New Roman"/>
-          <w:sz w:val="28"/>
-          <w:szCs w:val="28"/>
-          <w:lang w:val="en-US"/>
-        </w:rPr>
-      </w:pPr>
-      <w:r>
-        <w:rPr>
-          <w:rFonts w:ascii="Times New Roman" w:hAnsi="Times New Roman" w:cs="Times New Roman"/>
-          <w:sz w:val="28"/>
-          <w:szCs w:val="28"/>
-          <w:lang w:val="en-US"/>
-        </w:rPr>
-        <w:t xml:space="preserve">{ </w:t>
-      </w:r>
-    </w:p>
-    <w:p>
-      <w:pPr>
-        <w:ind w:left="360"/>
-        <w:rPr>
-          <w:rFonts w:ascii="Times New Roman" w:hAnsi="Times New Roman" w:cs="Times New Roman"/>
-          <w:sz w:val="28"/>
-          <w:szCs w:val="28"/>
-          <w:lang w:val="en-US"/>
-        </w:rPr>
-      </w:pPr>
-      <w:r>
-        <w:rPr>
-          <w:rFonts w:ascii="Times New Roman" w:hAnsi="Times New Roman" w:cs="Times New Roman"/>
-          <w:sz w:val="28"/>
-          <w:szCs w:val="28"/>
-          <w:lang w:val="en-US"/>
-        </w:rPr>
-        <w:t>"manufacturerName": "Teledyne e2v",</w:t>
-      </w:r>
-    </w:p>
-    <w:p>
-      <w:pPr>
-        <w:ind w:left="360"/>
-        <w:rPr>
-          <w:rFonts w:ascii="Times New Roman" w:hAnsi="Times New Roman" w:cs="Times New Roman"/>
-          <w:sz w:val="28"/>
-          <w:szCs w:val="28"/>
-          <w:lang w:val="en-US"/>
-        </w:rPr>
-      </w:pPr>
-      <w:r>
-        <w:rPr>
-          <w:rFonts w:ascii="Times New Roman" w:hAnsi="Times New Roman" w:cs="Times New Roman"/>
-          <w:sz w:val="28"/>
-          <w:szCs w:val="28"/>
-          <w:lang w:val="en-US"/>
-        </w:rPr>
-        <w:t>"bitDepthValue": "32"</w:t>
-      </w:r>
-    </w:p>
-    <w:p>
-      <w:pPr>
-        <w:ind w:left="360"/>
-        <w:rPr>
-          <w:rFonts w:ascii="Times New Roman" w:hAnsi="Times New Roman" w:cs="Times New Roman"/>
-          <w:sz w:val="28"/>
-          <w:szCs w:val="28"/>
-          <w:lang w:val="en-US"/>
-        </w:rPr>
-      </w:pPr>
-      <w:r>
-        <w:rPr>
-          <w:rFonts w:ascii="Times New Roman" w:hAnsi="Times New Roman" w:cs="Times New Roman"/>
-          <w:sz w:val="28"/>
-          <w:szCs w:val="28"/>
-          <w:lang w:val="en-US"/>
-        </w:rPr>
-        <w:lastRenderedPageBreak/>
-        <w:t xml:space="preserve">}, </w:t>
-      </w:r>
-    </w:p>
-    <w:p>
-      <w:pPr>
-        <w:ind w:left="360"/>
-        <w:rPr>
-          <w:rFonts w:ascii="Times New Roman" w:hAnsi="Times New Roman" w:cs="Times New Roman"/>
-          <w:sz w:val="28"/>
-          <w:szCs w:val="28"/>
-          <w:lang w:val="en-US"/>
-        </w:rPr>
-      </w:pPr>
-      <w:r>
-        <w:rPr>
-          <w:rFonts w:ascii="Times New Roman" w:hAnsi="Times New Roman" w:cs="Times New Roman"/>
-          <w:sz w:val="28"/>
-          <w:szCs w:val="28"/>
-          <w:lang w:val="en-US"/>
-        </w:rPr>
-        <w:t xml:space="preserve">{ </w:t>
-      </w:r>
-    </w:p>
-    <w:p>
-      <w:pPr>
-        <w:ind w:left="360"/>
-        <w:rPr>
-          <w:rFonts w:ascii="Times New Roman" w:hAnsi="Times New Roman" w:cs="Times New Roman"/>
-          <w:sz w:val="28"/>
-          <w:szCs w:val="28"/>
-          <w:lang w:val="en-US"/>
-        </w:rPr>
-      </w:pPr>
-      <w:r>
-        <w:rPr>
-          <w:rFonts w:ascii="Times New Roman" w:hAnsi="Times New Roman" w:cs="Times New Roman"/>
-          <w:sz w:val="28"/>
-          <w:szCs w:val="28"/>
-          <w:lang w:val="en-US"/>
-        </w:rPr>
-        <w:t>"manufacturerName": "Teledyn</w:t>
-      </w:r>
-      <w:r>
-        <w:rPr>
-          <w:rFonts w:ascii="Times New Roman" w:hAnsi="Times New Roman" w:cs="Times New Roman"/>
-          <w:sz w:val="28"/>
-          <w:szCs w:val="28"/>
-          <w:lang w:val="en-US"/>
-        </w:rPr>
-        <w:t>e e2v",</w:t>
-      </w:r>
-    </w:p>
-    <w:p>
-      <w:pPr>
-        <w:ind w:left="360"/>
-        <w:rPr>
-          <w:rFonts w:ascii="Times New Roman" w:hAnsi="Times New Roman" w:cs="Times New Roman"/>
-          <w:sz w:val="28"/>
-          <w:szCs w:val="28"/>
-          <w:lang w:val="en-US"/>
-        </w:rPr>
-      </w:pPr>
-      <w:r>
-        <w:rPr>
-          <w:rFonts w:ascii="Times New Roman" w:hAnsi="Times New Roman" w:cs="Times New Roman"/>
-          <w:sz w:val="28"/>
-          <w:szCs w:val="28"/>
-          <w:lang w:val="en-US"/>
-        </w:rPr>
-        <w:t>"bitDepthValue": "12"</w:t>
-      </w:r>
-    </w:p>
-    <w:p>
-      <w:pPr>
-        <w:ind w:left="360"/>
-        <w:rPr>
-          <w:rFonts w:ascii="Times New Roman" w:hAnsi="Times New Roman" w:cs="Times New Roman"/>
-          <w:sz w:val="28"/>
-          <w:szCs w:val="28"/>
-          <w:lang w:val="en-US"/>
-        </w:rPr>
-      </w:pPr>
-      <w:r>
-        <w:rPr>
-          <w:rFonts w:ascii="Times New Roman" w:hAnsi="Times New Roman" w:cs="Times New Roman"/>
-          <w:sz w:val="28"/>
-          <w:szCs w:val="28"/>
-          <w:lang w:val="en-US"/>
-        </w:rPr>
-        <w:t xml:space="preserve"> }</w:t>
-      </w:r>
-    </w:p>
-    <w:p>
-      <w:pPr>
-        <w:ind w:left="360"/>
-        <w:rPr>
-          <w:rFonts w:ascii="Times New Roman" w:hAnsi="Times New Roman" w:cs="Times New Roman"/>
-          <w:sz w:val="28"/>
-          <w:szCs w:val="28"/>
-          <w:lang w:val="en-US"/>
-        </w:rPr>
-      </w:pPr>
-      <w:r>
-        <w:rPr>
-          <w:rFonts w:ascii="Times New Roman" w:hAnsi="Times New Roman" w:cs="Times New Roman"/>
-          <w:sz w:val="28"/>
-          <w:szCs w:val="28"/>
-          <w:lang w:val="en-US"/>
-        </w:rPr>
         <w:t>,</w:t>
       </w:r>
       <w:r>
